--- a/cartas_solicitud/Carta_Solicitud_ELE0300220_SIMULACION_TP.docx
+++ b/cartas_solicitud/Carta_Solicitud_ELE0300220_SIMULACION_TP.docx
@@ -11,7 +11,7 @@
           <w:color w:val="646464"/>
           <w:sz w:val="20"/>
         </w:rPr>
-        <w:t>Neiva, Huila, Octubre de 2026</w:t>
+        <w:t>Neiva, Huila, 22 de octubre de 2026</w:t>
         <w:br/>
       </w:r>
     </w:p>
@@ -88,7 +88,7 @@
         <w:br/>
         <w:t>• Semestre del Plan de Estudios: Semestre 8°</w:t>
         <w:br/>
-        <w:t>• Total de Estudiantes Solicitantes Preinscritos: 15 estudiantes</w:t>
+        <w:t>• Total de Estudiantes Solicitantes Preinscritos: 19 estudiantes</w:t>
       </w:r>
     </w:p>
     <w:p>
@@ -97,7 +97,7 @@
         <w:jc w:val="both"/>
       </w:pPr>
       <w:r>
-        <w:t>Manifestamos nuestro compromiso formal de matricula y cumplimiento con los requerimientos académicos y arancelarios correspondientes al curso vacacional. Dado que contamos con un grupo sólido de 15 estudiantes interesados (superando ampliamente el cupo mínimo requerido de 10 estudiantes), solicitamos su valiosa gestión ante la Coordinación Académica y la Dirección de Programa para su respectiva aprobación, asignación docente y programación de horarios.</w:t>
+        <w:t>Manifestamos nuestro compromiso formal de matrícula y cumplimiento con los requerimientos académicos y arancelarios correspondientes al curso vacacional. Dado que contamos con un grupo sólido de 19 estudiantes interesados (superando el cupo mínimo requerido de 10 estudiantes), solicitamos su valiosa gestión ante la Coordinación Académica y la Dirección de Programa para su respectiva aprobación, asignación docente y programación de horarios.</w:t>
       </w:r>
     </w:p>
     <w:p>
@@ -359,11 +359,38 @@
               <w:jc w:val="center"/>
             </w:pPr>
             <w:r>
-              <w:rPr>
-                <w:color w:val="A0A0A0"/>
-                <w:sz w:val="15"/>
-              </w:rPr>
-              <w:t>____________________</w:t>
+              <w:drawing>
+                <wp:inline xmlns:a="http://schemas.openxmlformats.org/drawingml/2006/main" xmlns:pic="http://schemas.openxmlformats.org/drawingml/2006/picture">
+                  <wp:extent cx="809682" cy="292608"/>
+                  <wp:docPr id="1" name="Picture 1"/>
+                  <wp:cNvGraphicFramePr>
+                    <a:graphicFrameLocks noChangeAspect="1"/>
+                  </wp:cNvGraphicFramePr>
+                  <a:graphic>
+                    <a:graphicData uri="http://schemas.openxmlformats.org/drawingml/2006/picture">
+                      <pic:pic>
+                        <pic:nvPicPr>
+                          <pic:cNvPr id="0" name="image.png"/>
+                          <pic:cNvPicPr/>
+                        </pic:nvPicPr>
+                        <pic:blipFill>
+                          <a:blip r:embed="rId9"/>
+                          <a:stretch>
+                            <a:fillRect/>
+                          </a:stretch>
+                        </pic:blipFill>
+                        <pic:spPr>
+                          <a:xfrm>
+                            <a:off x="0" y="0"/>
+                            <a:ext cx="809682" cy="292608"/>
+                          </a:xfrm>
+                          <a:prstGeom prst="rect"/>
+                        </pic:spPr>
+                      </pic:pic>
+                    </a:graphicData>
+                  </a:graphic>
+                </wp:inline>
+              </w:drawing>
             </w:r>
           </w:p>
         </w:tc>
@@ -475,11 +502,38 @@
               <w:jc w:val="center"/>
             </w:pPr>
             <w:r>
-              <w:rPr>
-                <w:color w:val="A0A0A0"/>
-                <w:sz w:val="15"/>
-              </w:rPr>
-              <w:t>____________________</w:t>
+              <w:drawing>
+                <wp:inline xmlns:a="http://schemas.openxmlformats.org/drawingml/2006/main" xmlns:pic="http://schemas.openxmlformats.org/drawingml/2006/picture">
+                  <wp:extent cx="874402" cy="292608"/>
+                  <wp:docPr id="2" name="Picture 2"/>
+                  <wp:cNvGraphicFramePr>
+                    <a:graphicFrameLocks noChangeAspect="1"/>
+                  </wp:cNvGraphicFramePr>
+                  <a:graphic>
+                    <a:graphicData uri="http://schemas.openxmlformats.org/drawingml/2006/picture">
+                      <pic:pic>
+                        <pic:nvPicPr>
+                          <pic:cNvPr id="0" name="image.png"/>
+                          <pic:cNvPicPr/>
+                        </pic:nvPicPr>
+                        <pic:blipFill>
+                          <a:blip r:embed="rId10"/>
+                          <a:stretch>
+                            <a:fillRect/>
+                          </a:stretch>
+                        </pic:blipFill>
+                        <pic:spPr>
+                          <a:xfrm>
+                            <a:off x="0" y="0"/>
+                            <a:ext cx="874402" cy="292608"/>
+                          </a:xfrm>
+                          <a:prstGeom prst="rect"/>
+                        </pic:spPr>
+                      </pic:pic>
+                    </a:graphicData>
+                  </a:graphic>
+                </wp:inline>
+              </w:drawing>
             </w:r>
           </w:p>
         </w:tc>
@@ -591,11 +645,38 @@
               <w:jc w:val="center"/>
             </w:pPr>
             <w:r>
-              <w:rPr>
-                <w:color w:val="A0A0A0"/>
-                <w:sz w:val="15"/>
-              </w:rPr>
-              <w:t>____________________</w:t>
+              <w:drawing>
+                <wp:inline xmlns:a="http://schemas.openxmlformats.org/drawingml/2006/main" xmlns:pic="http://schemas.openxmlformats.org/drawingml/2006/picture">
+                  <wp:extent cx="810668" cy="292608"/>
+                  <wp:docPr id="3" name="Picture 3"/>
+                  <wp:cNvGraphicFramePr>
+                    <a:graphicFrameLocks noChangeAspect="1"/>
+                  </wp:cNvGraphicFramePr>
+                  <a:graphic>
+                    <a:graphicData uri="http://schemas.openxmlformats.org/drawingml/2006/picture">
+                      <pic:pic>
+                        <pic:nvPicPr>
+                          <pic:cNvPr id="0" name="image.png"/>
+                          <pic:cNvPicPr/>
+                        </pic:nvPicPr>
+                        <pic:blipFill>
+                          <a:blip r:embed="rId11"/>
+                          <a:stretch>
+                            <a:fillRect/>
+                          </a:stretch>
+                        </pic:blipFill>
+                        <pic:spPr>
+                          <a:xfrm>
+                            <a:off x="0" y="0"/>
+                            <a:ext cx="810668" cy="292608"/>
+                          </a:xfrm>
+                          <a:prstGeom prst="rect"/>
+                        </pic:spPr>
+                      </pic:pic>
+                    </a:graphicData>
+                  </a:graphic>
+                </wp:inline>
+              </w:drawing>
             </w:r>
           </w:p>
         </w:tc>
@@ -707,11 +788,38 @@
               <w:jc w:val="center"/>
             </w:pPr>
             <w:r>
-              <w:rPr>
-                <w:color w:val="A0A0A0"/>
-                <w:sz w:val="15"/>
-              </w:rPr>
-              <w:t>____________________</w:t>
+              <w:drawing>
+                <wp:inline xmlns:a="http://schemas.openxmlformats.org/drawingml/2006/main" xmlns:pic="http://schemas.openxmlformats.org/drawingml/2006/picture">
+                  <wp:extent cx="810684" cy="292608"/>
+                  <wp:docPr id="4" name="Picture 4"/>
+                  <wp:cNvGraphicFramePr>
+                    <a:graphicFrameLocks noChangeAspect="1"/>
+                  </wp:cNvGraphicFramePr>
+                  <a:graphic>
+                    <a:graphicData uri="http://schemas.openxmlformats.org/drawingml/2006/picture">
+                      <pic:pic>
+                        <pic:nvPicPr>
+                          <pic:cNvPr id="0" name="image.png"/>
+                          <pic:cNvPicPr/>
+                        </pic:nvPicPr>
+                        <pic:blipFill>
+                          <a:blip r:embed="rId12"/>
+                          <a:stretch>
+                            <a:fillRect/>
+                          </a:stretch>
+                        </pic:blipFill>
+                        <pic:spPr>
+                          <a:xfrm>
+                            <a:off x="0" y="0"/>
+                            <a:ext cx="810684" cy="292608"/>
+                          </a:xfrm>
+                          <a:prstGeom prst="rect"/>
+                        </pic:spPr>
+                      </pic:pic>
+                    </a:graphicData>
+                  </a:graphic>
+                </wp:inline>
+              </w:drawing>
             </w:r>
           </w:p>
         </w:tc>
@@ -1287,11 +1395,38 @@
               <w:jc w:val="center"/>
             </w:pPr>
             <w:r>
-              <w:rPr>
-                <w:color w:val="A0A0A0"/>
-                <w:sz w:val="15"/>
-              </w:rPr>
-              <w:t>____________________</w:t>
+              <w:drawing>
+                <wp:inline xmlns:a="http://schemas.openxmlformats.org/drawingml/2006/main" xmlns:pic="http://schemas.openxmlformats.org/drawingml/2006/picture">
+                  <wp:extent cx="875538" cy="292608"/>
+                  <wp:docPr id="5" name="Picture 5"/>
+                  <wp:cNvGraphicFramePr>
+                    <a:graphicFrameLocks noChangeAspect="1"/>
+                  </wp:cNvGraphicFramePr>
+                  <a:graphic>
+                    <a:graphicData uri="http://schemas.openxmlformats.org/drawingml/2006/picture">
+                      <pic:pic>
+                        <pic:nvPicPr>
+                          <pic:cNvPr id="0" name="image.png"/>
+                          <pic:cNvPicPr/>
+                        </pic:nvPicPr>
+                        <pic:blipFill>
+                          <a:blip r:embed="rId13"/>
+                          <a:stretch>
+                            <a:fillRect/>
+                          </a:stretch>
+                        </pic:blipFill>
+                        <pic:spPr>
+                          <a:xfrm>
+                            <a:off x="0" y="0"/>
+                            <a:ext cx="875538" cy="292608"/>
+                          </a:xfrm>
+                          <a:prstGeom prst="rect"/>
+                        </pic:spPr>
+                      </pic:pic>
+                    </a:graphicData>
+                  </a:graphic>
+                </wp:inline>
+              </w:drawing>
             </w:r>
           </w:p>
         </w:tc>
@@ -1337,7 +1472,7 @@
                 <w:b/>
                 <w:sz w:val="17"/>
               </w:rPr>
-              <w:t>Felipe Fernandez</w:t>
+              <w:t>RICARDO CUBILLOS</w:t>
             </w:r>
           </w:p>
         </w:tc>
@@ -1360,7 +1495,7 @@
               <w:rPr>
                 <w:sz w:val="17"/>
               </w:rPr>
-              <w:t>1061698805</w:t>
+              <w:t>1114399612</w:t>
             </w:r>
           </w:p>
         </w:tc>
@@ -1383,7 +1518,7 @@
               <w:rPr>
                 <w:sz w:val="17"/>
               </w:rPr>
-              <w:t>3026481651</w:t>
+              <w:t>3146588017</w:t>
             </w:r>
           </w:p>
         </w:tc>
@@ -1453,7 +1588,7 @@
                 <w:b/>
                 <w:sz w:val="17"/>
               </w:rPr>
-              <w:t>Gladys Hernández</w:t>
+              <w:t>Felipe Fernandez</w:t>
             </w:r>
           </w:p>
         </w:tc>
@@ -1476,7 +1611,7 @@
               <w:rPr>
                 <w:sz w:val="17"/>
               </w:rPr>
-              <w:t>28733362</w:t>
+              <w:t>1061698805</w:t>
             </w:r>
           </w:p>
         </w:tc>
@@ -1499,7 +1634,7 @@
               <w:rPr>
                 <w:sz w:val="17"/>
               </w:rPr>
-              <w:t>3232935781</w:t>
+              <w:t>3026481651</w:t>
             </w:r>
           </w:p>
         </w:tc>
@@ -1569,7 +1704,7 @@
                 <w:b/>
                 <w:sz w:val="17"/>
               </w:rPr>
-              <w:t>Hermes Morales</w:t>
+              <w:t>Gladys Hernández</w:t>
             </w:r>
           </w:p>
         </w:tc>
@@ -1592,7 +1727,7 @@
               <w:rPr>
                 <w:sz w:val="17"/>
               </w:rPr>
-              <w:t>1006003970</w:t>
+              <w:t>28733362</w:t>
             </w:r>
           </w:p>
         </w:tc>
@@ -1615,7 +1750,7 @@
               <w:rPr>
                 <w:sz w:val="17"/>
               </w:rPr>
-              <w:t>3204731899</w:t>
+              <w:t>3232935781</w:t>
             </w:r>
           </w:p>
         </w:tc>
@@ -1685,7 +1820,7 @@
                 <w:b/>
                 <w:sz w:val="17"/>
               </w:rPr>
-              <w:t>JUAN ALEXANDER LUGO</w:t>
+              <w:t>Hermes Morales</w:t>
             </w:r>
           </w:p>
         </w:tc>
@@ -1708,7 +1843,7 @@
               <w:rPr>
                 <w:sz w:val="17"/>
               </w:rPr>
-              <w:t>83090551</w:t>
+              <w:t>1006003970</w:t>
             </w:r>
           </w:p>
         </w:tc>
@@ -1731,7 +1866,293 @@
               <w:rPr>
                 <w:sz w:val="17"/>
               </w:rPr>
+              <w:t>3204731899</w:t>
+            </w:r>
+          </w:p>
+        </w:tc>
+        <w:tc>
+          <w:tcPr>
+            <w:tcW w:type="dxa" w:w="2592"/>
+            <w:tcMar>
+              <w:top w:w="100" w:type="dxa"/>
+              <w:bottom w:w="100" w:type="dxa"/>
+              <w:left w:w="80" w:type="dxa"/>
+              <w:right w:w="80" w:type="dxa"/>
+            </w:tcMar>
+            <w:shd w:fill="FFFFFF"/>
+          </w:tcPr>
+          <w:p>
+            <w:pPr>
+              <w:jc w:val="center"/>
+            </w:pPr>
+            <w:r>
+              <w:drawing>
+                <wp:inline xmlns:a="http://schemas.openxmlformats.org/drawingml/2006/main" xmlns:pic="http://schemas.openxmlformats.org/drawingml/2006/picture">
+                  <wp:extent cx="877824" cy="292608"/>
+                  <wp:docPr id="6" name="Picture 6"/>
+                  <wp:cNvGraphicFramePr>
+                    <a:graphicFrameLocks noChangeAspect="1"/>
+                  </wp:cNvGraphicFramePr>
+                  <a:graphic>
+                    <a:graphicData uri="http://schemas.openxmlformats.org/drawingml/2006/picture">
+                      <pic:pic>
+                        <pic:nvPicPr>
+                          <pic:cNvPr id="0" name="image.png"/>
+                          <pic:cNvPicPr/>
+                        </pic:nvPicPr>
+                        <pic:blipFill>
+                          <a:blip r:embed="rId14"/>
+                          <a:stretch>
+                            <a:fillRect/>
+                          </a:stretch>
+                        </pic:blipFill>
+                        <pic:spPr>
+                          <a:xfrm>
+                            <a:off x="0" y="0"/>
+                            <a:ext cx="877824" cy="292608"/>
+                          </a:xfrm>
+                          <a:prstGeom prst="rect"/>
+                        </pic:spPr>
+                      </pic:pic>
+                    </a:graphicData>
+                  </a:graphic>
+                </wp:inline>
+              </w:drawing>
+            </w:r>
+          </w:p>
+        </w:tc>
+      </w:tr>
+      <w:tr>
+        <w:tc>
+          <w:tcPr>
+            <w:tcW w:type="dxa" w:w="576"/>
+            <w:tcMar>
+              <w:top w:w="100" w:type="dxa"/>
+              <w:bottom w:w="100" w:type="dxa"/>
+              <w:left w:w="80" w:type="dxa"/>
+              <w:right w:w="80" w:type="dxa"/>
+            </w:tcMar>
+            <w:shd w:fill="F9FAF8"/>
+          </w:tcPr>
+          <w:p>
+            <w:pPr>
+              <w:jc w:val="center"/>
+            </w:pPr>
+            <w:r>
+              <w:rPr>
+                <w:sz w:val="17"/>
+              </w:rPr>
+              <w:t>14</w:t>
+            </w:r>
+          </w:p>
+        </w:tc>
+        <w:tc>
+          <w:tcPr>
+            <w:tcW w:type="dxa" w:w="3312"/>
+            <w:tcMar>
+              <w:top w:w="100" w:type="dxa"/>
+              <w:bottom w:w="100" w:type="dxa"/>
+              <w:left w:w="80" w:type="dxa"/>
+              <w:right w:w="80" w:type="dxa"/>
+            </w:tcMar>
+            <w:shd w:fill="F9FAF8"/>
+          </w:tcPr>
+          <w:p>
+            <w:r>
+              <w:rPr>
+                <w:b/>
+                <w:sz w:val="17"/>
+              </w:rPr>
+              <w:t>JUAN ALEXANDER LUGO</w:t>
+            </w:r>
+          </w:p>
+        </w:tc>
+        <w:tc>
+          <w:tcPr>
+            <w:tcW w:type="dxa" w:w="1728"/>
+            <w:tcMar>
+              <w:top w:w="100" w:type="dxa"/>
+              <w:bottom w:w="100" w:type="dxa"/>
+              <w:left w:w="80" w:type="dxa"/>
+              <w:right w:w="80" w:type="dxa"/>
+            </w:tcMar>
+            <w:shd w:fill="F9FAF8"/>
+          </w:tcPr>
+          <w:p>
+            <w:pPr>
+              <w:jc w:val="center"/>
+            </w:pPr>
+            <w:r>
+              <w:rPr>
+                <w:sz w:val="17"/>
+              </w:rPr>
+              <w:t>83090551</w:t>
+            </w:r>
+          </w:p>
+        </w:tc>
+        <w:tc>
+          <w:tcPr>
+            <w:tcW w:type="dxa" w:w="1584"/>
+            <w:tcMar>
+              <w:top w:w="100" w:type="dxa"/>
+              <w:bottom w:w="100" w:type="dxa"/>
+              <w:left w:w="80" w:type="dxa"/>
+              <w:right w:w="80" w:type="dxa"/>
+            </w:tcMar>
+            <w:shd w:fill="F9FAF8"/>
+          </w:tcPr>
+          <w:p>
+            <w:pPr>
+              <w:jc w:val="center"/>
+            </w:pPr>
+            <w:r>
+              <w:rPr>
+                <w:sz w:val="17"/>
+              </w:rPr>
               <w:t>3127103906</w:t>
+            </w:r>
+          </w:p>
+        </w:tc>
+        <w:tc>
+          <w:tcPr>
+            <w:tcW w:type="dxa" w:w="2592"/>
+            <w:tcMar>
+              <w:top w:w="100" w:type="dxa"/>
+              <w:bottom w:w="100" w:type="dxa"/>
+              <w:left w:w="80" w:type="dxa"/>
+              <w:right w:w="80" w:type="dxa"/>
+            </w:tcMar>
+            <w:shd w:fill="F9FAF8"/>
+          </w:tcPr>
+          <w:p>
+            <w:pPr>
+              <w:jc w:val="center"/>
+            </w:pPr>
+            <w:r>
+              <w:drawing>
+                <wp:inline xmlns:a="http://schemas.openxmlformats.org/drawingml/2006/main" xmlns:pic="http://schemas.openxmlformats.org/drawingml/2006/picture">
+                  <wp:extent cx="809682" cy="292608"/>
+                  <wp:docPr id="7" name="Picture 7"/>
+                  <wp:cNvGraphicFramePr>
+                    <a:graphicFrameLocks noChangeAspect="1"/>
+                  </wp:cNvGraphicFramePr>
+                  <a:graphic>
+                    <a:graphicData uri="http://schemas.openxmlformats.org/drawingml/2006/picture">
+                      <pic:pic>
+                        <pic:nvPicPr>
+                          <pic:cNvPr id="0" name="image.png"/>
+                          <pic:cNvPicPr/>
+                        </pic:nvPicPr>
+                        <pic:blipFill>
+                          <a:blip r:embed="rId15"/>
+                          <a:stretch>
+                            <a:fillRect/>
+                          </a:stretch>
+                        </pic:blipFill>
+                        <pic:spPr>
+                          <a:xfrm>
+                            <a:off x="0" y="0"/>
+                            <a:ext cx="809682" cy="292608"/>
+                          </a:xfrm>
+                          <a:prstGeom prst="rect"/>
+                        </pic:spPr>
+                      </pic:pic>
+                    </a:graphicData>
+                  </a:graphic>
+                </wp:inline>
+              </w:drawing>
+            </w:r>
+          </w:p>
+        </w:tc>
+      </w:tr>
+      <w:tr>
+        <w:tc>
+          <w:tcPr>
+            <w:tcW w:type="dxa" w:w="576"/>
+            <w:tcMar>
+              <w:top w:w="100" w:type="dxa"/>
+              <w:bottom w:w="100" w:type="dxa"/>
+              <w:left w:w="80" w:type="dxa"/>
+              <w:right w:w="80" w:type="dxa"/>
+            </w:tcMar>
+            <w:shd w:fill="FFFFFF"/>
+          </w:tcPr>
+          <w:p>
+            <w:pPr>
+              <w:jc w:val="center"/>
+            </w:pPr>
+            <w:r>
+              <w:rPr>
+                <w:sz w:val="17"/>
+              </w:rPr>
+              <w:t>15</w:t>
+            </w:r>
+          </w:p>
+        </w:tc>
+        <w:tc>
+          <w:tcPr>
+            <w:tcW w:type="dxa" w:w="3312"/>
+            <w:tcMar>
+              <w:top w:w="100" w:type="dxa"/>
+              <w:bottom w:w="100" w:type="dxa"/>
+              <w:left w:w="80" w:type="dxa"/>
+              <w:right w:w="80" w:type="dxa"/>
+            </w:tcMar>
+            <w:shd w:fill="FFFFFF"/>
+          </w:tcPr>
+          <w:p>
+            <w:r>
+              <w:rPr>
+                <w:b/>
+                <w:sz w:val="17"/>
+              </w:rPr>
+              <w:t>cristian david adamez ceballes</w:t>
+            </w:r>
+          </w:p>
+        </w:tc>
+        <w:tc>
+          <w:tcPr>
+            <w:tcW w:type="dxa" w:w="1728"/>
+            <w:tcMar>
+              <w:top w:w="100" w:type="dxa"/>
+              <w:bottom w:w="100" w:type="dxa"/>
+              <w:left w:w="80" w:type="dxa"/>
+              <w:right w:w="80" w:type="dxa"/>
+            </w:tcMar>
+            <w:shd w:fill="FFFFFF"/>
+          </w:tcPr>
+          <w:p>
+            <w:pPr>
+              <w:jc w:val="center"/>
+            </w:pPr>
+            <w:r>
+              <w:rPr>
+                <w:sz w:val="17"/>
+              </w:rPr>
+              <w:t>1007163619</w:t>
+            </w:r>
+          </w:p>
+        </w:tc>
+        <w:tc>
+          <w:tcPr>
+            <w:tcW w:type="dxa" w:w="1584"/>
+            <w:tcMar>
+              <w:top w:w="100" w:type="dxa"/>
+              <w:bottom w:w="100" w:type="dxa"/>
+              <w:left w:w="80" w:type="dxa"/>
+              <w:right w:w="80" w:type="dxa"/>
+            </w:tcMar>
+            <w:shd w:fill="FFFFFF"/>
+          </w:tcPr>
+          <w:p>
+            <w:pPr>
+              <w:jc w:val="center"/>
+            </w:pPr>
+            <w:r>
+              <w:rPr>
+                <w:sz w:val="17"/>
+              </w:rPr>
+              <w:t>3116307784</w:t>
             </w:r>
           </w:p>
         </w:tc>
@@ -1780,7 +2201,7 @@
               <w:rPr>
                 <w:sz w:val="17"/>
               </w:rPr>
-              <w:t>14</w:t>
+              <w:t>16</w:t>
             </w:r>
           </w:p>
         </w:tc>
@@ -1801,7 +2222,7 @@
                 <w:b/>
                 <w:sz w:val="17"/>
               </w:rPr>
-              <w:t>cristian david adamez ceballes</w:t>
+              <w:t>Karen viviana Gaona Vargas</w:t>
             </w:r>
           </w:p>
         </w:tc>
@@ -1824,7 +2245,7 @@
               <w:rPr>
                 <w:sz w:val="17"/>
               </w:rPr>
-              <w:t>1007163619</w:t>
+              <w:t>1077866338</w:t>
             </w:r>
           </w:p>
         </w:tc>
@@ -1847,7 +2268,7 @@
               <w:rPr>
                 <w:sz w:val="17"/>
               </w:rPr>
-              <w:t>3116307784</w:t>
+              <w:t>3202555302</w:t>
             </w:r>
           </w:p>
         </w:tc>
@@ -1896,7 +2317,7 @@
               <w:rPr>
                 <w:sz w:val="17"/>
               </w:rPr>
-              <w:t>15</w:t>
+              <w:t>17</w:t>
             </w:r>
           </w:p>
         </w:tc>
@@ -1917,7 +2338,7 @@
                 <w:b/>
                 <w:sz w:val="17"/>
               </w:rPr>
-              <w:t>Karen viviana Gaona Vargas</w:t>
+              <w:t>JADER ANDRES CHIMUNJA JIMÉNEZ</w:t>
             </w:r>
           </w:p>
         </w:tc>
@@ -1940,7 +2361,7 @@
               <w:rPr>
                 <w:sz w:val="17"/>
               </w:rPr>
-              <w:t>1077866338</w:t>
+              <w:t>ELE120241062</w:t>
             </w:r>
           </w:p>
         </w:tc>
@@ -1963,7 +2384,7 @@
               <w:rPr>
                 <w:sz w:val="17"/>
               </w:rPr>
-              <w:t>3202555302</w:t>
+              <w:t>3183956559</w:t>
             </w:r>
           </w:p>
         </w:tc>
@@ -1988,6 +2409,292 @@
                 <w:sz w:val="15"/>
               </w:rPr>
               <w:t>____________________</w:t>
+            </w:r>
+          </w:p>
+        </w:tc>
+      </w:tr>
+      <w:tr>
+        <w:tc>
+          <w:tcPr>
+            <w:tcW w:type="dxa" w:w="576"/>
+            <w:tcMar>
+              <w:top w:w="100" w:type="dxa"/>
+              <w:bottom w:w="100" w:type="dxa"/>
+              <w:left w:w="80" w:type="dxa"/>
+              <w:right w:w="80" w:type="dxa"/>
+            </w:tcMar>
+            <w:shd w:fill="F9FAF8"/>
+          </w:tcPr>
+          <w:p>
+            <w:pPr>
+              <w:jc w:val="center"/>
+            </w:pPr>
+            <w:r>
+              <w:rPr>
+                <w:sz w:val="17"/>
+              </w:rPr>
+              <w:t>18</w:t>
+            </w:r>
+          </w:p>
+        </w:tc>
+        <w:tc>
+          <w:tcPr>
+            <w:tcW w:type="dxa" w:w="3312"/>
+            <w:tcMar>
+              <w:top w:w="100" w:type="dxa"/>
+              <w:bottom w:w="100" w:type="dxa"/>
+              <w:left w:w="80" w:type="dxa"/>
+              <w:right w:w="80" w:type="dxa"/>
+            </w:tcMar>
+            <w:shd w:fill="F9FAF8"/>
+          </w:tcPr>
+          <w:p>
+            <w:r>
+              <w:rPr>
+                <w:b/>
+                <w:sz w:val="17"/>
+              </w:rPr>
+              <w:t>JHON FRANCISCO TASCO PEREZ</w:t>
+            </w:r>
+          </w:p>
+        </w:tc>
+        <w:tc>
+          <w:tcPr>
+            <w:tcW w:type="dxa" w:w="1728"/>
+            <w:tcMar>
+              <w:top w:w="100" w:type="dxa"/>
+              <w:bottom w:w="100" w:type="dxa"/>
+              <w:left w:w="80" w:type="dxa"/>
+              <w:right w:w="80" w:type="dxa"/>
+            </w:tcMar>
+            <w:shd w:fill="F9FAF8"/>
+          </w:tcPr>
+          <w:p>
+            <w:pPr>
+              <w:jc w:val="center"/>
+            </w:pPr>
+            <w:r>
+              <w:rPr>
+                <w:sz w:val="17"/>
+              </w:rPr>
+              <w:t>ELE120342048</w:t>
+            </w:r>
+          </w:p>
+        </w:tc>
+        <w:tc>
+          <w:tcPr>
+            <w:tcW w:type="dxa" w:w="1584"/>
+            <w:tcMar>
+              <w:top w:w="100" w:type="dxa"/>
+              <w:bottom w:w="100" w:type="dxa"/>
+              <w:left w:w="80" w:type="dxa"/>
+              <w:right w:w="80" w:type="dxa"/>
+            </w:tcMar>
+            <w:shd w:fill="F9FAF8"/>
+          </w:tcPr>
+          <w:p>
+            <w:pPr>
+              <w:jc w:val="center"/>
+            </w:pPr>
+            <w:r>
+              <w:rPr>
+                <w:sz w:val="17"/>
+              </w:rPr>
+              <w:t>3246809834</w:t>
+            </w:r>
+          </w:p>
+        </w:tc>
+        <w:tc>
+          <w:tcPr>
+            <w:tcW w:type="dxa" w:w="2592"/>
+            <w:tcMar>
+              <w:top w:w="100" w:type="dxa"/>
+              <w:bottom w:w="100" w:type="dxa"/>
+              <w:left w:w="80" w:type="dxa"/>
+              <w:right w:w="80" w:type="dxa"/>
+            </w:tcMar>
+            <w:shd w:fill="F9FAF8"/>
+          </w:tcPr>
+          <w:p>
+            <w:pPr>
+              <w:jc w:val="center"/>
+            </w:pPr>
+            <w:r>
+              <w:drawing>
+                <wp:inline xmlns:a="http://schemas.openxmlformats.org/drawingml/2006/main" xmlns:pic="http://schemas.openxmlformats.org/drawingml/2006/picture">
+                  <wp:extent cx="810668" cy="292608"/>
+                  <wp:docPr id="8" name="Picture 8"/>
+                  <wp:cNvGraphicFramePr>
+                    <a:graphicFrameLocks noChangeAspect="1"/>
+                  </wp:cNvGraphicFramePr>
+                  <a:graphic>
+                    <a:graphicData uri="http://schemas.openxmlformats.org/drawingml/2006/picture">
+                      <pic:pic>
+                        <pic:nvPicPr>
+                          <pic:cNvPr id="0" name="image.png"/>
+                          <pic:cNvPicPr/>
+                        </pic:nvPicPr>
+                        <pic:blipFill>
+                          <a:blip r:embed="rId16"/>
+                          <a:stretch>
+                            <a:fillRect/>
+                          </a:stretch>
+                        </pic:blipFill>
+                        <pic:spPr>
+                          <a:xfrm>
+                            <a:off x="0" y="0"/>
+                            <a:ext cx="810668" cy="292608"/>
+                          </a:xfrm>
+                          <a:prstGeom prst="rect"/>
+                        </pic:spPr>
+                      </pic:pic>
+                    </a:graphicData>
+                  </a:graphic>
+                </wp:inline>
+              </w:drawing>
+            </w:r>
+          </w:p>
+        </w:tc>
+      </w:tr>
+      <w:tr>
+        <w:tc>
+          <w:tcPr>
+            <w:tcW w:type="dxa" w:w="576"/>
+            <w:tcMar>
+              <w:top w:w="100" w:type="dxa"/>
+              <w:bottom w:w="100" w:type="dxa"/>
+              <w:left w:w="80" w:type="dxa"/>
+              <w:right w:w="80" w:type="dxa"/>
+            </w:tcMar>
+            <w:shd w:fill="FFFFFF"/>
+          </w:tcPr>
+          <w:p>
+            <w:pPr>
+              <w:jc w:val="center"/>
+            </w:pPr>
+            <w:r>
+              <w:rPr>
+                <w:sz w:val="17"/>
+              </w:rPr>
+              <w:t>19</w:t>
+            </w:r>
+          </w:p>
+        </w:tc>
+        <w:tc>
+          <w:tcPr>
+            <w:tcW w:type="dxa" w:w="3312"/>
+            <w:tcMar>
+              <w:top w:w="100" w:type="dxa"/>
+              <w:bottom w:w="100" w:type="dxa"/>
+              <w:left w:w="80" w:type="dxa"/>
+              <w:right w:w="80" w:type="dxa"/>
+            </w:tcMar>
+            <w:shd w:fill="FFFFFF"/>
+          </w:tcPr>
+          <w:p>
+            <w:r>
+              <w:rPr>
+                <w:b/>
+                <w:sz w:val="17"/>
+              </w:rPr>
+              <w:t>John jairo Sánchez garcia</w:t>
+            </w:r>
+          </w:p>
+        </w:tc>
+        <w:tc>
+          <w:tcPr>
+            <w:tcW w:type="dxa" w:w="1728"/>
+            <w:tcMar>
+              <w:top w:w="100" w:type="dxa"/>
+              <w:bottom w:w="100" w:type="dxa"/>
+              <w:left w:w="80" w:type="dxa"/>
+              <w:right w:w="80" w:type="dxa"/>
+            </w:tcMar>
+            <w:shd w:fill="FFFFFF"/>
+          </w:tcPr>
+          <w:p>
+            <w:pPr>
+              <w:jc w:val="center"/>
+            </w:pPr>
+            <w:r>
+              <w:rPr>
+                <w:sz w:val="17"/>
+              </w:rPr>
+              <w:t>79843323</w:t>
+            </w:r>
+          </w:p>
+        </w:tc>
+        <w:tc>
+          <w:tcPr>
+            <w:tcW w:type="dxa" w:w="1584"/>
+            <w:tcMar>
+              <w:top w:w="100" w:type="dxa"/>
+              <w:bottom w:w="100" w:type="dxa"/>
+              <w:left w:w="80" w:type="dxa"/>
+              <w:right w:w="80" w:type="dxa"/>
+            </w:tcMar>
+            <w:shd w:fill="FFFFFF"/>
+          </w:tcPr>
+          <w:p>
+            <w:pPr>
+              <w:jc w:val="center"/>
+            </w:pPr>
+            <w:r>
+              <w:rPr>
+                <w:sz w:val="17"/>
+              </w:rPr>
+              <w:t>3108505201</w:t>
+            </w:r>
+          </w:p>
+        </w:tc>
+        <w:tc>
+          <w:tcPr>
+            <w:tcW w:type="dxa" w:w="2592"/>
+            <w:tcMar>
+              <w:top w:w="100" w:type="dxa"/>
+              <w:bottom w:w="100" w:type="dxa"/>
+              <w:left w:w="80" w:type="dxa"/>
+              <w:right w:w="80" w:type="dxa"/>
+            </w:tcMar>
+            <w:shd w:fill="FFFFFF"/>
+          </w:tcPr>
+          <w:p>
+            <w:pPr>
+              <w:jc w:val="center"/>
+            </w:pPr>
+            <w:r>
+              <w:drawing>
+                <wp:inline xmlns:a="http://schemas.openxmlformats.org/drawingml/2006/main" xmlns:pic="http://schemas.openxmlformats.org/drawingml/2006/picture">
+                  <wp:extent cx="1370333" cy="292608"/>
+                  <wp:docPr id="9" name="Picture 9"/>
+                  <wp:cNvGraphicFramePr>
+                    <a:graphicFrameLocks noChangeAspect="1"/>
+                  </wp:cNvGraphicFramePr>
+                  <a:graphic>
+                    <a:graphicData uri="http://schemas.openxmlformats.org/drawingml/2006/picture">
+                      <pic:pic>
+                        <pic:nvPicPr>
+                          <pic:cNvPr id="0" name="image.png"/>
+                          <pic:cNvPicPr/>
+                        </pic:nvPicPr>
+                        <pic:blipFill>
+                          <a:blip r:embed="rId17"/>
+                          <a:stretch>
+                            <a:fillRect/>
+                          </a:stretch>
+                        </pic:blipFill>
+                        <pic:spPr>
+                          <a:xfrm>
+                            <a:off x="0" y="0"/>
+                            <a:ext cx="1370333" cy="292608"/>
+                          </a:xfrm>
+                          <a:prstGeom prst="rect"/>
+                        </pic:spPr>
+                      </pic:pic>
+                    </a:graphicData>
+                  </a:graphic>
+                </wp:inline>
+              </w:drawing>
             </w:r>
           </w:p>
         </w:tc>

--- a/cartas_solicitud/Carta_Solicitud_ELE0300220_SIMULACION_TP.docx
+++ b/cartas_solicitud/Carta_Solicitud_ELE0300220_SIMULACION_TP.docx
@@ -1047,11 +1047,38 @@
               <w:jc w:val="center"/>
             </w:pPr>
             <w:r>
-              <w:rPr>
-                <w:color w:val="A0A0A0"/>
-                <w:sz w:val="15"/>
-              </w:rPr>
-              <w:t>____________________</w:t>
+              <w:drawing>
+                <wp:inline xmlns:a="http://schemas.openxmlformats.org/drawingml/2006/main" xmlns:pic="http://schemas.openxmlformats.org/drawingml/2006/picture">
+                  <wp:extent cx="543415" cy="292608"/>
+                  <wp:docPr id="5" name="Picture 5"/>
+                  <wp:cNvGraphicFramePr>
+                    <a:graphicFrameLocks noChangeAspect="1"/>
+                  </wp:cNvGraphicFramePr>
+                  <a:graphic>
+                    <a:graphicData uri="http://schemas.openxmlformats.org/drawingml/2006/picture">
+                      <pic:pic>
+                        <pic:nvPicPr>
+                          <pic:cNvPr id="0" name="image.png"/>
+                          <pic:cNvPicPr/>
+                        </pic:nvPicPr>
+                        <pic:blipFill>
+                          <a:blip r:embed="rId13"/>
+                          <a:stretch>
+                            <a:fillRect/>
+                          </a:stretch>
+                        </pic:blipFill>
+                        <pic:spPr>
+                          <a:xfrm>
+                            <a:off x="0" y="0"/>
+                            <a:ext cx="543415" cy="292608"/>
+                          </a:xfrm>
+                          <a:prstGeom prst="rect"/>
+                        </pic:spPr>
+                      </pic:pic>
+                    </a:graphicData>
+                  </a:graphic>
+                </wp:inline>
+              </w:drawing>
             </w:r>
           </w:p>
         </w:tc>
@@ -1398,7 +1425,7 @@
               <w:drawing>
                 <wp:inline xmlns:a="http://schemas.openxmlformats.org/drawingml/2006/main" xmlns:pic="http://schemas.openxmlformats.org/drawingml/2006/picture">
                   <wp:extent cx="875538" cy="292608"/>
-                  <wp:docPr id="5" name="Picture 5"/>
+                  <wp:docPr id="6" name="Picture 6"/>
                   <wp:cNvGraphicFramePr>
                     <a:graphicFrameLocks noChangeAspect="1"/>
                   </wp:cNvGraphicFramePr>
@@ -1410,7 +1437,7 @@
                           <pic:cNvPicPr/>
                         </pic:nvPicPr>
                         <pic:blipFill>
-                          <a:blip r:embed="rId13"/>
+                          <a:blip r:embed="rId14"/>
                           <a:stretch>
                             <a:fillRect/>
                           </a:stretch>
@@ -1889,7 +1916,7 @@
               <w:drawing>
                 <wp:inline xmlns:a="http://schemas.openxmlformats.org/drawingml/2006/main" xmlns:pic="http://schemas.openxmlformats.org/drawingml/2006/picture">
                   <wp:extent cx="877824" cy="292608"/>
-                  <wp:docPr id="6" name="Picture 6"/>
+                  <wp:docPr id="7" name="Picture 7"/>
                   <wp:cNvGraphicFramePr>
                     <a:graphicFrameLocks noChangeAspect="1"/>
                   </wp:cNvGraphicFramePr>
@@ -1901,7 +1928,7 @@
                           <pic:cNvPicPr/>
                         </pic:nvPicPr>
                         <pic:blipFill>
-                          <a:blip r:embed="rId14"/>
+                          <a:blip r:embed="rId15"/>
                           <a:stretch>
                             <a:fillRect/>
                           </a:stretch>
@@ -2032,7 +2059,7 @@
               <w:drawing>
                 <wp:inline xmlns:a="http://schemas.openxmlformats.org/drawingml/2006/main" xmlns:pic="http://schemas.openxmlformats.org/drawingml/2006/picture">
                   <wp:extent cx="809682" cy="292608"/>
-                  <wp:docPr id="7" name="Picture 7"/>
+                  <wp:docPr id="8" name="Picture 8"/>
                   <wp:cNvGraphicFramePr>
                     <a:graphicFrameLocks noChangeAspect="1"/>
                   </wp:cNvGraphicFramePr>
@@ -2044,7 +2071,7 @@
                           <pic:cNvPicPr/>
                         </pic:nvPicPr>
                         <pic:blipFill>
-                          <a:blip r:embed="rId15"/>
+                          <a:blip r:embed="rId16"/>
                           <a:stretch>
                             <a:fillRect/>
                           </a:stretch>
@@ -2523,7 +2550,7 @@
               <w:drawing>
                 <wp:inline xmlns:a="http://schemas.openxmlformats.org/drawingml/2006/main" xmlns:pic="http://schemas.openxmlformats.org/drawingml/2006/picture">
                   <wp:extent cx="810668" cy="292608"/>
-                  <wp:docPr id="8" name="Picture 8"/>
+                  <wp:docPr id="9" name="Picture 9"/>
                   <wp:cNvGraphicFramePr>
                     <a:graphicFrameLocks noChangeAspect="1"/>
                   </wp:cNvGraphicFramePr>
@@ -2535,7 +2562,7 @@
                           <pic:cNvPicPr/>
                         </pic:nvPicPr>
                         <pic:blipFill>
-                          <a:blip r:embed="rId16"/>
+                          <a:blip r:embed="rId17"/>
                           <a:stretch>
                             <a:fillRect/>
                           </a:stretch>
@@ -2666,7 +2693,7 @@
               <w:drawing>
                 <wp:inline xmlns:a="http://schemas.openxmlformats.org/drawingml/2006/main" xmlns:pic="http://schemas.openxmlformats.org/drawingml/2006/picture">
                   <wp:extent cx="1370333" cy="292608"/>
-                  <wp:docPr id="9" name="Picture 9"/>
+                  <wp:docPr id="10" name="Picture 10"/>
                   <wp:cNvGraphicFramePr>
                     <a:graphicFrameLocks noChangeAspect="1"/>
                   </wp:cNvGraphicFramePr>
@@ -2678,7 +2705,7 @@
                           <pic:cNvPicPr/>
                         </pic:nvPicPr>
                         <pic:blipFill>
-                          <a:blip r:embed="rId17"/>
+                          <a:blip r:embed="rId18"/>
                           <a:stretch>
                             <a:fillRect/>
                           </a:stretch>

--- a/cartas_solicitud/Carta_Solicitud_ELE0300220_SIMULACION_TP.docx
+++ b/cartas_solicitud/Carta_Solicitud_ELE0300220_SIMULACION_TP.docx
@@ -88,7 +88,7 @@
         <w:br/>
         <w:t>• Semestre del Plan de Estudios: Semestre 8°</w:t>
         <w:br/>
-        <w:t>• Total de Estudiantes Solicitantes Preinscritos: 19 estudiantes</w:t>
+        <w:t>• Total de Estudiantes Solicitantes Preinscritos: 20 estudiantes</w:t>
       </w:r>
     </w:p>
     <w:p>
@@ -97,7 +97,7 @@
         <w:jc w:val="both"/>
       </w:pPr>
       <w:r>
-        <w:t>Manifestamos nuestro compromiso formal de matrícula y cumplimiento con los requerimientos académicos y arancelarios correspondientes al curso vacacional. Dado que contamos con un grupo sólido de 19 estudiantes interesados (superando el cupo mínimo requerido de 10 estudiantes), solicitamos su valiosa gestión ante la Coordinación Académica y la Dirección de Programa para su respectiva aprobación, asignación docente y programación de horarios.</w:t>
+        <w:t>Manifestamos nuestro compromiso formal de matrícula y cumplimiento con los requerimientos académicos y arancelarios correspondientes al curso vacacional. Dado que contamos con un grupo sólido de 20 estudiantes interesados (superando el cupo mínimo requerido de 10 estudiantes), solicitamos su valiosa gestión ante la Coordinación Académica y la Dirección de Programa para su respectiva aprobación, asignación docente y programación de horarios.</w:t>
       </w:r>
     </w:p>
     <w:p>
@@ -2726,6 +2726,149 @@
           </w:p>
         </w:tc>
       </w:tr>
+      <w:tr>
+        <w:tc>
+          <w:tcPr>
+            <w:tcW w:type="dxa" w:w="576"/>
+            <w:tcMar>
+              <w:top w:w="100" w:type="dxa"/>
+              <w:bottom w:w="100" w:type="dxa"/>
+              <w:left w:w="80" w:type="dxa"/>
+              <w:right w:w="80" w:type="dxa"/>
+            </w:tcMar>
+            <w:shd w:fill="F9FAF8"/>
+          </w:tcPr>
+          <w:p>
+            <w:pPr>
+              <w:jc w:val="center"/>
+            </w:pPr>
+            <w:r>
+              <w:rPr>
+                <w:sz w:val="17"/>
+              </w:rPr>
+              <w:t>20</w:t>
+            </w:r>
+          </w:p>
+        </w:tc>
+        <w:tc>
+          <w:tcPr>
+            <w:tcW w:type="dxa" w:w="3312"/>
+            <w:tcMar>
+              <w:top w:w="100" w:type="dxa"/>
+              <w:bottom w:w="100" w:type="dxa"/>
+              <w:left w:w="80" w:type="dxa"/>
+              <w:right w:w="80" w:type="dxa"/>
+            </w:tcMar>
+            <w:shd w:fill="F9FAF8"/>
+          </w:tcPr>
+          <w:p>
+            <w:r>
+              <w:rPr>
+                <w:b/>
+                <w:sz w:val="17"/>
+              </w:rPr>
+              <w:t>Andres Romero Peñaloza</w:t>
+            </w:r>
+          </w:p>
+        </w:tc>
+        <w:tc>
+          <w:tcPr>
+            <w:tcW w:type="dxa" w:w="1728"/>
+            <w:tcMar>
+              <w:top w:w="100" w:type="dxa"/>
+              <w:bottom w:w="100" w:type="dxa"/>
+              <w:left w:w="80" w:type="dxa"/>
+              <w:right w:w="80" w:type="dxa"/>
+            </w:tcMar>
+            <w:shd w:fill="F9FAF8"/>
+          </w:tcPr>
+          <w:p>
+            <w:pPr>
+              <w:jc w:val="center"/>
+            </w:pPr>
+            <w:r>
+              <w:rPr>
+                <w:sz w:val="17"/>
+              </w:rPr>
+              <w:t>ELE120241066</w:t>
+            </w:r>
+          </w:p>
+        </w:tc>
+        <w:tc>
+          <w:tcPr>
+            <w:tcW w:type="dxa" w:w="1584"/>
+            <w:tcMar>
+              <w:top w:w="100" w:type="dxa"/>
+              <w:bottom w:w="100" w:type="dxa"/>
+              <w:left w:w="80" w:type="dxa"/>
+              <w:right w:w="80" w:type="dxa"/>
+            </w:tcMar>
+            <w:shd w:fill="F9FAF8"/>
+          </w:tcPr>
+          <w:p>
+            <w:pPr>
+              <w:jc w:val="center"/>
+            </w:pPr>
+            <w:r>
+              <w:rPr>
+                <w:sz w:val="17"/>
+              </w:rPr>
+              <w:t>3203612819</w:t>
+            </w:r>
+          </w:p>
+        </w:tc>
+        <w:tc>
+          <w:tcPr>
+            <w:tcW w:type="dxa" w:w="2592"/>
+            <w:tcMar>
+              <w:top w:w="100" w:type="dxa"/>
+              <w:bottom w:w="100" w:type="dxa"/>
+              <w:left w:w="80" w:type="dxa"/>
+              <w:right w:w="80" w:type="dxa"/>
+            </w:tcMar>
+            <w:shd w:fill="F9FAF8"/>
+          </w:tcPr>
+          <w:p>
+            <w:pPr>
+              <w:jc w:val="center"/>
+            </w:pPr>
+            <w:r>
+              <w:drawing>
+                <wp:inline xmlns:a="http://schemas.openxmlformats.org/drawingml/2006/main" xmlns:pic="http://schemas.openxmlformats.org/drawingml/2006/picture">
+                  <wp:extent cx="809682" cy="292608"/>
+                  <wp:docPr id="11" name="Picture 11"/>
+                  <wp:cNvGraphicFramePr>
+                    <a:graphicFrameLocks noChangeAspect="1"/>
+                  </wp:cNvGraphicFramePr>
+                  <a:graphic>
+                    <a:graphicData uri="http://schemas.openxmlformats.org/drawingml/2006/picture">
+                      <pic:pic>
+                        <pic:nvPicPr>
+                          <pic:cNvPr id="0" name="image.png"/>
+                          <pic:cNvPicPr/>
+                        </pic:nvPicPr>
+                        <pic:blipFill>
+                          <a:blip r:embed="rId19"/>
+                          <a:stretch>
+                            <a:fillRect/>
+                          </a:stretch>
+                        </pic:blipFill>
+                        <pic:spPr>
+                          <a:xfrm>
+                            <a:off x="0" y="0"/>
+                            <a:ext cx="809682" cy="292608"/>
+                          </a:xfrm>
+                          <a:prstGeom prst="rect"/>
+                        </pic:spPr>
+                      </pic:pic>
+                    </a:graphicData>
+                  </a:graphic>
+                </wp:inline>
+              </w:drawing>
+            </w:r>
+          </w:p>
+        </w:tc>
+      </w:tr>
     </w:tbl>
     <w:p>
       <w:pPr>

--- a/cartas_solicitud/Carta_Solicitud_ELE0300220_SIMULACION_TP.docx
+++ b/cartas_solicitud/Carta_Solicitud_ELE0300220_SIMULACION_TP.docx
@@ -11,7 +11,7 @@
           <w:color w:val="646464"/>
           <w:sz w:val="20"/>
         </w:rPr>
-        <w:t>Neiva, Huila, 22 de octubre de 2026</w:t>
+        <w:t>Neiva, Huila, 24 de octubre de 2026</w:t>
         <w:br/>
       </w:r>
     </w:p>

--- a/cartas_solicitud/Carta_Solicitud_ELE0300220_SIMULACION_TP.docx
+++ b/cartas_solicitud/Carta_Solicitud_ELE0300220_SIMULACION_TP.docx
@@ -88,7 +88,7 @@
         <w:br/>
         <w:t>• Semestre del Plan de Estudios: Semestre 8°</w:t>
         <w:br/>
-        <w:t>• Total de Estudiantes Solicitantes Preinscritos: 20 estudiantes</w:t>
+        <w:t>• Total de Estudiantes Solicitantes Preinscritos: 25 estudiantes</w:t>
       </w:r>
     </w:p>
     <w:p>
@@ -97,7 +97,7 @@
         <w:jc w:val="both"/>
       </w:pPr>
       <w:r>
-        <w:t>Manifestamos nuestro compromiso formal de matrícula y cumplimiento con los requerimientos académicos y arancelarios correspondientes al curso vacacional. Dado que contamos con un grupo sólido de 20 estudiantes interesados (superando el cupo mínimo requerido de 10 estudiantes), solicitamos su valiosa gestión ante la Coordinación Académica y la Dirección de Programa para su respectiva aprobación, asignación docente y programación de horarios.</w:t>
+        <w:t>Manifestamos nuestro compromiso formal de matrícula y cumplimiento con los requerimientos académicos y arancelarios correspondientes al curso vacacional. Dado que contamos con un grupo sólido de 25 estudiantes interesados (superando el cupo mínimo requerido de 10 estudiantes), solicitamos su valiosa gestión ante la Coordinación Académica y la Dirección de Programa para su respectiva aprobación, asignación docente y programación de horarios.</w:t>
       </w:r>
     </w:p>
     <w:p>
@@ -931,11 +931,38 @@
               <w:jc w:val="center"/>
             </w:pPr>
             <w:r>
-              <w:rPr>
-                <w:color w:val="A0A0A0"/>
-                <w:sz w:val="15"/>
-              </w:rPr>
-              <w:t>____________________</w:t>
+              <w:drawing>
+                <wp:inline xmlns:a="http://schemas.openxmlformats.org/drawingml/2006/main" xmlns:pic="http://schemas.openxmlformats.org/drawingml/2006/picture">
+                  <wp:extent cx="731520" cy="292608"/>
+                  <wp:docPr id="5" name="Picture 5"/>
+                  <wp:cNvGraphicFramePr>
+                    <a:graphicFrameLocks noChangeAspect="1"/>
+                  </wp:cNvGraphicFramePr>
+                  <a:graphic>
+                    <a:graphicData uri="http://schemas.openxmlformats.org/drawingml/2006/picture">
+                      <pic:pic>
+                        <pic:nvPicPr>
+                          <pic:cNvPr id="0" name="image.png"/>
+                          <pic:cNvPicPr/>
+                        </pic:nvPicPr>
+                        <pic:blipFill>
+                          <a:blip r:embed="rId13"/>
+                          <a:stretch>
+                            <a:fillRect/>
+                          </a:stretch>
+                        </pic:blipFill>
+                        <pic:spPr>
+                          <a:xfrm>
+                            <a:off x="0" y="0"/>
+                            <a:ext cx="731520" cy="292608"/>
+                          </a:xfrm>
+                          <a:prstGeom prst="rect"/>
+                        </pic:spPr>
+                      </pic:pic>
+                    </a:graphicData>
+                  </a:graphic>
+                </wp:inline>
+              </w:drawing>
             </w:r>
           </w:p>
         </w:tc>
@@ -981,7 +1008,7 @@
                 <w:b/>
                 <w:sz w:val="17"/>
               </w:rPr>
-              <w:t>Deiver Yesid Mantilla Vergara</w:t>
+              <w:t>Cristian Silva</w:t>
             </w:r>
           </w:p>
         </w:tc>
@@ -1004,7 +1031,7 @@
               <w:rPr>
                 <w:sz w:val="17"/>
               </w:rPr>
-              <w:t>ELE120251027</w:t>
+              <w:t>ELE120211079</w:t>
             </w:r>
           </w:p>
         </w:tc>
@@ -1027,7 +1054,7 @@
               <w:rPr>
                 <w:sz w:val="17"/>
               </w:rPr>
-              <w:t>3125970130</w:t>
+              <w:t>3188694094</w:t>
             </w:r>
           </w:p>
         </w:tc>
@@ -1049,8 +1076,8 @@
             <w:r>
               <w:drawing>
                 <wp:inline xmlns:a="http://schemas.openxmlformats.org/drawingml/2006/main" xmlns:pic="http://schemas.openxmlformats.org/drawingml/2006/picture">
-                  <wp:extent cx="543415" cy="292608"/>
-                  <wp:docPr id="5" name="Picture 5"/>
+                  <wp:extent cx="731520" cy="292608"/>
+                  <wp:docPr id="6" name="Picture 6"/>
                   <wp:cNvGraphicFramePr>
                     <a:graphicFrameLocks noChangeAspect="1"/>
                   </wp:cNvGraphicFramePr>
@@ -1062,7 +1089,7 @@
                           <pic:cNvPicPr/>
                         </pic:nvPicPr>
                         <pic:blipFill>
-                          <a:blip r:embed="rId13"/>
+                          <a:blip r:embed="rId14"/>
                           <a:stretch>
                             <a:fillRect/>
                           </a:stretch>
@@ -1070,7 +1097,7 @@
                         <pic:spPr>
                           <a:xfrm>
                             <a:off x="0" y="0"/>
-                            <a:ext cx="543415" cy="292608"/>
+                            <a:ext cx="731520" cy="292608"/>
                           </a:xfrm>
                           <a:prstGeom prst="rect"/>
                         </pic:spPr>
@@ -1124,7 +1151,7 @@
                 <w:b/>
                 <w:sz w:val="17"/>
               </w:rPr>
-              <w:t>Holman Diego Fernández Ramírez</w:t>
+              <w:t>Deiver Yesid Mantilla Vergara</w:t>
             </w:r>
           </w:p>
         </w:tc>
@@ -1147,7 +1174,7 @@
               <w:rPr>
                 <w:sz w:val="17"/>
               </w:rPr>
-              <w:t>1061694993</w:t>
+              <w:t>ELE120251027</w:t>
             </w:r>
           </w:p>
         </w:tc>
@@ -1170,7 +1197,293 @@
               <w:rPr>
                 <w:sz w:val="17"/>
               </w:rPr>
+              <w:t>3125970130</w:t>
+            </w:r>
+          </w:p>
+        </w:tc>
+        <w:tc>
+          <w:tcPr>
+            <w:tcW w:type="dxa" w:w="2592"/>
+            <w:tcMar>
+              <w:top w:w="100" w:type="dxa"/>
+              <w:bottom w:w="100" w:type="dxa"/>
+              <w:left w:w="80" w:type="dxa"/>
+              <w:right w:w="80" w:type="dxa"/>
+            </w:tcMar>
+            <w:shd w:fill="FFFFFF"/>
+          </w:tcPr>
+          <w:p>
+            <w:pPr>
+              <w:jc w:val="center"/>
+            </w:pPr>
+            <w:r>
+              <w:drawing>
+                <wp:inline xmlns:a="http://schemas.openxmlformats.org/drawingml/2006/main" xmlns:pic="http://schemas.openxmlformats.org/drawingml/2006/picture">
+                  <wp:extent cx="543415" cy="292608"/>
+                  <wp:docPr id="7" name="Picture 7"/>
+                  <wp:cNvGraphicFramePr>
+                    <a:graphicFrameLocks noChangeAspect="1"/>
+                  </wp:cNvGraphicFramePr>
+                  <a:graphic>
+                    <a:graphicData uri="http://schemas.openxmlformats.org/drawingml/2006/picture">
+                      <pic:pic>
+                        <pic:nvPicPr>
+                          <pic:cNvPr id="0" name="image.png"/>
+                          <pic:cNvPicPr/>
+                        </pic:nvPicPr>
+                        <pic:blipFill>
+                          <a:blip r:embed="rId15"/>
+                          <a:stretch>
+                            <a:fillRect/>
+                          </a:stretch>
+                        </pic:blipFill>
+                        <pic:spPr>
+                          <a:xfrm>
+                            <a:off x="0" y="0"/>
+                            <a:ext cx="543415" cy="292608"/>
+                          </a:xfrm>
+                          <a:prstGeom prst="rect"/>
+                        </pic:spPr>
+                      </pic:pic>
+                    </a:graphicData>
+                  </a:graphic>
+                </wp:inline>
+              </w:drawing>
+            </w:r>
+          </w:p>
+        </w:tc>
+      </w:tr>
+      <w:tr>
+        <w:tc>
+          <w:tcPr>
+            <w:tcW w:type="dxa" w:w="576"/>
+            <w:tcMar>
+              <w:top w:w="100" w:type="dxa"/>
+              <w:bottom w:w="100" w:type="dxa"/>
+              <w:left w:w="80" w:type="dxa"/>
+              <w:right w:w="80" w:type="dxa"/>
+            </w:tcMar>
+            <w:shd w:fill="F9FAF8"/>
+          </w:tcPr>
+          <w:p>
+            <w:pPr>
+              <w:jc w:val="center"/>
+            </w:pPr>
+            <w:r>
+              <w:rPr>
+                <w:sz w:val="17"/>
+              </w:rPr>
+              <w:t>8</w:t>
+            </w:r>
+          </w:p>
+        </w:tc>
+        <w:tc>
+          <w:tcPr>
+            <w:tcW w:type="dxa" w:w="3312"/>
+            <w:tcMar>
+              <w:top w:w="100" w:type="dxa"/>
+              <w:bottom w:w="100" w:type="dxa"/>
+              <w:left w:w="80" w:type="dxa"/>
+              <w:right w:w="80" w:type="dxa"/>
+            </w:tcMar>
+            <w:shd w:fill="F9FAF8"/>
+          </w:tcPr>
+          <w:p>
+            <w:r>
+              <w:rPr>
+                <w:b/>
+                <w:sz w:val="17"/>
+              </w:rPr>
+              <w:t>Holman Diego Fernández Ramírez</w:t>
+            </w:r>
+          </w:p>
+        </w:tc>
+        <w:tc>
+          <w:tcPr>
+            <w:tcW w:type="dxa" w:w="1728"/>
+            <w:tcMar>
+              <w:top w:w="100" w:type="dxa"/>
+              <w:bottom w:w="100" w:type="dxa"/>
+              <w:left w:w="80" w:type="dxa"/>
+              <w:right w:w="80" w:type="dxa"/>
+            </w:tcMar>
+            <w:shd w:fill="F9FAF8"/>
+          </w:tcPr>
+          <w:p>
+            <w:pPr>
+              <w:jc w:val="center"/>
+            </w:pPr>
+            <w:r>
+              <w:rPr>
+                <w:sz w:val="17"/>
+              </w:rPr>
+              <w:t>1061694993</w:t>
+            </w:r>
+          </w:p>
+        </w:tc>
+        <w:tc>
+          <w:tcPr>
+            <w:tcW w:type="dxa" w:w="1584"/>
+            <w:tcMar>
+              <w:top w:w="100" w:type="dxa"/>
+              <w:bottom w:w="100" w:type="dxa"/>
+              <w:left w:w="80" w:type="dxa"/>
+              <w:right w:w="80" w:type="dxa"/>
+            </w:tcMar>
+            <w:shd w:fill="F9FAF8"/>
+          </w:tcPr>
+          <w:p>
+            <w:pPr>
+              <w:jc w:val="center"/>
+            </w:pPr>
+            <w:r>
+              <w:rPr>
+                <w:sz w:val="17"/>
+              </w:rPr>
               <w:t>3012113817</w:t>
+            </w:r>
+          </w:p>
+        </w:tc>
+        <w:tc>
+          <w:tcPr>
+            <w:tcW w:type="dxa" w:w="2592"/>
+            <w:tcMar>
+              <w:top w:w="100" w:type="dxa"/>
+              <w:bottom w:w="100" w:type="dxa"/>
+              <w:left w:w="80" w:type="dxa"/>
+              <w:right w:w="80" w:type="dxa"/>
+            </w:tcMar>
+            <w:shd w:fill="F9FAF8"/>
+          </w:tcPr>
+          <w:p>
+            <w:pPr>
+              <w:jc w:val="center"/>
+            </w:pPr>
+            <w:r>
+              <w:drawing>
+                <wp:inline xmlns:a="http://schemas.openxmlformats.org/drawingml/2006/main" xmlns:pic="http://schemas.openxmlformats.org/drawingml/2006/picture">
+                  <wp:extent cx="731520" cy="292608"/>
+                  <wp:docPr id="8" name="Picture 8"/>
+                  <wp:cNvGraphicFramePr>
+                    <a:graphicFrameLocks noChangeAspect="1"/>
+                  </wp:cNvGraphicFramePr>
+                  <a:graphic>
+                    <a:graphicData uri="http://schemas.openxmlformats.org/drawingml/2006/picture">
+                      <pic:pic>
+                        <pic:nvPicPr>
+                          <pic:cNvPr id="0" name="image.png"/>
+                          <pic:cNvPicPr/>
+                        </pic:nvPicPr>
+                        <pic:blipFill>
+                          <a:blip r:embed="rId16"/>
+                          <a:stretch>
+                            <a:fillRect/>
+                          </a:stretch>
+                        </pic:blipFill>
+                        <pic:spPr>
+                          <a:xfrm>
+                            <a:off x="0" y="0"/>
+                            <a:ext cx="731520" cy="292608"/>
+                          </a:xfrm>
+                          <a:prstGeom prst="rect"/>
+                        </pic:spPr>
+                      </pic:pic>
+                    </a:graphicData>
+                  </a:graphic>
+                </wp:inline>
+              </w:drawing>
+            </w:r>
+          </w:p>
+        </w:tc>
+      </w:tr>
+      <w:tr>
+        <w:tc>
+          <w:tcPr>
+            <w:tcW w:type="dxa" w:w="576"/>
+            <w:tcMar>
+              <w:top w:w="100" w:type="dxa"/>
+              <w:bottom w:w="100" w:type="dxa"/>
+              <w:left w:w="80" w:type="dxa"/>
+              <w:right w:w="80" w:type="dxa"/>
+            </w:tcMar>
+            <w:shd w:fill="FFFFFF"/>
+          </w:tcPr>
+          <w:p>
+            <w:pPr>
+              <w:jc w:val="center"/>
+            </w:pPr>
+            <w:r>
+              <w:rPr>
+                <w:sz w:val="17"/>
+              </w:rPr>
+              <w:t>9</w:t>
+            </w:r>
+          </w:p>
+        </w:tc>
+        <w:tc>
+          <w:tcPr>
+            <w:tcW w:type="dxa" w:w="3312"/>
+            <w:tcMar>
+              <w:top w:w="100" w:type="dxa"/>
+              <w:bottom w:w="100" w:type="dxa"/>
+              <w:left w:w="80" w:type="dxa"/>
+              <w:right w:w="80" w:type="dxa"/>
+            </w:tcMar>
+            <w:shd w:fill="FFFFFF"/>
+          </w:tcPr>
+          <w:p>
+            <w:r>
+              <w:rPr>
+                <w:b/>
+                <w:sz w:val="17"/>
+              </w:rPr>
+              <w:t>Michael Mauricio Rojas Plaza</w:t>
+            </w:r>
+          </w:p>
+        </w:tc>
+        <w:tc>
+          <w:tcPr>
+            <w:tcW w:type="dxa" w:w="1728"/>
+            <w:tcMar>
+              <w:top w:w="100" w:type="dxa"/>
+              <w:bottom w:w="100" w:type="dxa"/>
+              <w:left w:w="80" w:type="dxa"/>
+              <w:right w:w="80" w:type="dxa"/>
+            </w:tcMar>
+            <w:shd w:fill="FFFFFF"/>
+          </w:tcPr>
+          <w:p>
+            <w:pPr>
+              <w:jc w:val="center"/>
+            </w:pPr>
+            <w:r>
+              <w:rPr>
+                <w:sz w:val="17"/>
+              </w:rPr>
+              <w:t>ELE120212040</w:t>
+            </w:r>
+          </w:p>
+        </w:tc>
+        <w:tc>
+          <w:tcPr>
+            <w:tcW w:type="dxa" w:w="1584"/>
+            <w:tcMar>
+              <w:top w:w="100" w:type="dxa"/>
+              <w:bottom w:w="100" w:type="dxa"/>
+              <w:left w:w="80" w:type="dxa"/>
+              <w:right w:w="80" w:type="dxa"/>
+            </w:tcMar>
+            <w:shd w:fill="FFFFFF"/>
+          </w:tcPr>
+          <w:p>
+            <w:pPr>
+              <w:jc w:val="center"/>
+            </w:pPr>
+            <w:r>
+              <w:rPr>
+                <w:sz w:val="17"/>
+              </w:rPr>
+              <w:t>3123751445</w:t>
             </w:r>
           </w:p>
         </w:tc>
@@ -1219,7 +1532,7 @@
               <w:rPr>
                 <w:sz w:val="17"/>
               </w:rPr>
-              <w:t>8</w:t>
+              <w:t>10</w:t>
             </w:r>
           </w:p>
         </w:tc>
@@ -1240,7 +1553,7 @@
                 <w:b/>
                 <w:sz w:val="17"/>
               </w:rPr>
-              <w:t>Michael Mauricio Rojas Plaza</w:t>
+              <w:t>Ricardo Rodriguez</w:t>
             </w:r>
           </w:p>
         </w:tc>
@@ -1263,7 +1576,7 @@
               <w:rPr>
                 <w:sz w:val="17"/>
               </w:rPr>
-              <w:t>ELE120212040</w:t>
+              <w:t>1108937084</w:t>
             </w:r>
           </w:p>
         </w:tc>
@@ -1286,7 +1599,7 @@
               <w:rPr>
                 <w:sz w:val="17"/>
               </w:rPr>
-              <w:t>3123751445</w:t>
+              <w:t>3229849503</w:t>
             </w:r>
           </w:p>
         </w:tc>
@@ -1306,126 +1619,10 @@
               <w:jc w:val="center"/>
             </w:pPr>
             <w:r>
-              <w:rPr>
-                <w:color w:val="A0A0A0"/>
-                <w:sz w:val="15"/>
-              </w:rPr>
-              <w:t>____________________</w:t>
-            </w:r>
-          </w:p>
-        </w:tc>
-      </w:tr>
-      <w:tr>
-        <w:tc>
-          <w:tcPr>
-            <w:tcW w:type="dxa" w:w="576"/>
-            <w:tcMar>
-              <w:top w:w="100" w:type="dxa"/>
-              <w:bottom w:w="100" w:type="dxa"/>
-              <w:left w:w="80" w:type="dxa"/>
-              <w:right w:w="80" w:type="dxa"/>
-            </w:tcMar>
-            <w:shd w:fill="FFFFFF"/>
-          </w:tcPr>
-          <w:p>
-            <w:pPr>
-              <w:jc w:val="center"/>
-            </w:pPr>
-            <w:r>
-              <w:rPr>
-                <w:sz w:val="17"/>
-              </w:rPr>
-              <w:t>9</w:t>
-            </w:r>
-          </w:p>
-        </w:tc>
-        <w:tc>
-          <w:tcPr>
-            <w:tcW w:type="dxa" w:w="3312"/>
-            <w:tcMar>
-              <w:top w:w="100" w:type="dxa"/>
-              <w:bottom w:w="100" w:type="dxa"/>
-              <w:left w:w="80" w:type="dxa"/>
-              <w:right w:w="80" w:type="dxa"/>
-            </w:tcMar>
-            <w:shd w:fill="FFFFFF"/>
-          </w:tcPr>
-          <w:p>
-            <w:r>
-              <w:rPr>
-                <w:b/>
-                <w:sz w:val="17"/>
-              </w:rPr>
-              <w:t>Ricardo Rodriguez</w:t>
-            </w:r>
-          </w:p>
-        </w:tc>
-        <w:tc>
-          <w:tcPr>
-            <w:tcW w:type="dxa" w:w="1728"/>
-            <w:tcMar>
-              <w:top w:w="100" w:type="dxa"/>
-              <w:bottom w:w="100" w:type="dxa"/>
-              <w:left w:w="80" w:type="dxa"/>
-              <w:right w:w="80" w:type="dxa"/>
-            </w:tcMar>
-            <w:shd w:fill="FFFFFF"/>
-          </w:tcPr>
-          <w:p>
-            <w:pPr>
-              <w:jc w:val="center"/>
-            </w:pPr>
-            <w:r>
-              <w:rPr>
-                <w:sz w:val="17"/>
-              </w:rPr>
-              <w:t>1108937084</w:t>
-            </w:r>
-          </w:p>
-        </w:tc>
-        <w:tc>
-          <w:tcPr>
-            <w:tcW w:type="dxa" w:w="1584"/>
-            <w:tcMar>
-              <w:top w:w="100" w:type="dxa"/>
-              <w:bottom w:w="100" w:type="dxa"/>
-              <w:left w:w="80" w:type="dxa"/>
-              <w:right w:w="80" w:type="dxa"/>
-            </w:tcMar>
-            <w:shd w:fill="FFFFFF"/>
-          </w:tcPr>
-          <w:p>
-            <w:pPr>
-              <w:jc w:val="center"/>
-            </w:pPr>
-            <w:r>
-              <w:rPr>
-                <w:sz w:val="17"/>
-              </w:rPr>
-              <w:t>3229849503</w:t>
-            </w:r>
-          </w:p>
-        </w:tc>
-        <w:tc>
-          <w:tcPr>
-            <w:tcW w:type="dxa" w:w="2592"/>
-            <w:tcMar>
-              <w:top w:w="100" w:type="dxa"/>
-              <w:bottom w:w="100" w:type="dxa"/>
-              <w:left w:w="80" w:type="dxa"/>
-              <w:right w:w="80" w:type="dxa"/>
-            </w:tcMar>
-            <w:shd w:fill="FFFFFF"/>
-          </w:tcPr>
-          <w:p>
-            <w:pPr>
-              <w:jc w:val="center"/>
-            </w:pPr>
-            <w:r>
               <w:drawing>
                 <wp:inline xmlns:a="http://schemas.openxmlformats.org/drawingml/2006/main" xmlns:pic="http://schemas.openxmlformats.org/drawingml/2006/picture">
                   <wp:extent cx="875538" cy="292608"/>
-                  <wp:docPr id="6" name="Picture 6"/>
+                  <wp:docPr id="9" name="Picture 9"/>
                   <wp:cNvGraphicFramePr>
                     <a:graphicFrameLocks noChangeAspect="1"/>
                   </wp:cNvGraphicFramePr>
@@ -1437,7 +1634,7 @@
                           <pic:cNvPicPr/>
                         </pic:nvPicPr>
                         <pic:blipFill>
-                          <a:blip r:embed="rId14"/>
+                          <a:blip r:embed="rId17"/>
                           <a:stretch>
                             <a:fillRect/>
                           </a:stretch>
@@ -1454,122 +1651,6 @@
                   </a:graphic>
                 </wp:inline>
               </w:drawing>
-            </w:r>
-          </w:p>
-        </w:tc>
-      </w:tr>
-      <w:tr>
-        <w:tc>
-          <w:tcPr>
-            <w:tcW w:type="dxa" w:w="576"/>
-            <w:tcMar>
-              <w:top w:w="100" w:type="dxa"/>
-              <w:bottom w:w="100" w:type="dxa"/>
-              <w:left w:w="80" w:type="dxa"/>
-              <w:right w:w="80" w:type="dxa"/>
-            </w:tcMar>
-            <w:shd w:fill="F9FAF8"/>
-          </w:tcPr>
-          <w:p>
-            <w:pPr>
-              <w:jc w:val="center"/>
-            </w:pPr>
-            <w:r>
-              <w:rPr>
-                <w:sz w:val="17"/>
-              </w:rPr>
-              <w:t>10</w:t>
-            </w:r>
-          </w:p>
-        </w:tc>
-        <w:tc>
-          <w:tcPr>
-            <w:tcW w:type="dxa" w:w="3312"/>
-            <w:tcMar>
-              <w:top w:w="100" w:type="dxa"/>
-              <w:bottom w:w="100" w:type="dxa"/>
-              <w:left w:w="80" w:type="dxa"/>
-              <w:right w:w="80" w:type="dxa"/>
-            </w:tcMar>
-            <w:shd w:fill="F9FAF8"/>
-          </w:tcPr>
-          <w:p>
-            <w:r>
-              <w:rPr>
-                <w:b/>
-                <w:sz w:val="17"/>
-              </w:rPr>
-              <w:t>RICARDO CUBILLOS</w:t>
-            </w:r>
-          </w:p>
-        </w:tc>
-        <w:tc>
-          <w:tcPr>
-            <w:tcW w:type="dxa" w:w="1728"/>
-            <w:tcMar>
-              <w:top w:w="100" w:type="dxa"/>
-              <w:bottom w:w="100" w:type="dxa"/>
-              <w:left w:w="80" w:type="dxa"/>
-              <w:right w:w="80" w:type="dxa"/>
-            </w:tcMar>
-            <w:shd w:fill="F9FAF8"/>
-          </w:tcPr>
-          <w:p>
-            <w:pPr>
-              <w:jc w:val="center"/>
-            </w:pPr>
-            <w:r>
-              <w:rPr>
-                <w:sz w:val="17"/>
-              </w:rPr>
-              <w:t>1114399612</w:t>
-            </w:r>
-          </w:p>
-        </w:tc>
-        <w:tc>
-          <w:tcPr>
-            <w:tcW w:type="dxa" w:w="1584"/>
-            <w:tcMar>
-              <w:top w:w="100" w:type="dxa"/>
-              <w:bottom w:w="100" w:type="dxa"/>
-              <w:left w:w="80" w:type="dxa"/>
-              <w:right w:w="80" w:type="dxa"/>
-            </w:tcMar>
-            <w:shd w:fill="F9FAF8"/>
-          </w:tcPr>
-          <w:p>
-            <w:pPr>
-              <w:jc w:val="center"/>
-            </w:pPr>
-            <w:r>
-              <w:rPr>
-                <w:sz w:val="17"/>
-              </w:rPr>
-              <w:t>3146588017</w:t>
-            </w:r>
-          </w:p>
-        </w:tc>
-        <w:tc>
-          <w:tcPr>
-            <w:tcW w:type="dxa" w:w="2592"/>
-            <w:tcMar>
-              <w:top w:w="100" w:type="dxa"/>
-              <w:bottom w:w="100" w:type="dxa"/>
-              <w:left w:w="80" w:type="dxa"/>
-              <w:right w:w="80" w:type="dxa"/>
-            </w:tcMar>
-            <w:shd w:fill="F9FAF8"/>
-          </w:tcPr>
-          <w:p>
-            <w:pPr>
-              <w:jc w:val="center"/>
-            </w:pPr>
-            <w:r>
-              <w:rPr>
-                <w:color w:val="A0A0A0"/>
-                <w:sz w:val="15"/>
-              </w:rPr>
-              <w:t>____________________</w:t>
             </w:r>
           </w:p>
         </w:tc>
@@ -1615,7 +1696,7 @@
                 <w:b/>
                 <w:sz w:val="17"/>
               </w:rPr>
-              <w:t>Felipe Fernandez</w:t>
+              <w:t>RICARDO CUBILLOS</w:t>
             </w:r>
           </w:p>
         </w:tc>
@@ -1638,7 +1719,7 @@
               <w:rPr>
                 <w:sz w:val="17"/>
               </w:rPr>
-              <w:t>1061698805</w:t>
+              <w:t>1114399612</w:t>
             </w:r>
           </w:p>
         </w:tc>
@@ -1661,7 +1742,7 @@
               <w:rPr>
                 <w:sz w:val="17"/>
               </w:rPr>
-              <w:t>3026481651</w:t>
+              <w:t>3146588017</w:t>
             </w:r>
           </w:p>
         </w:tc>
@@ -1731,7 +1812,7 @@
                 <w:b/>
                 <w:sz w:val="17"/>
               </w:rPr>
-              <w:t>Gladys Hernández</w:t>
+              <w:t>Felipe Fernandez</w:t>
             </w:r>
           </w:p>
         </w:tc>
@@ -1754,7 +1835,7 @@
               <w:rPr>
                 <w:sz w:val="17"/>
               </w:rPr>
-              <w:t>28733362</w:t>
+              <w:t>1061698805</w:t>
             </w:r>
           </w:p>
         </w:tc>
@@ -1777,7 +1858,7 @@
               <w:rPr>
                 <w:sz w:val="17"/>
               </w:rPr>
-              <w:t>3232935781</w:t>
+              <w:t>3026481651</w:t>
             </w:r>
           </w:p>
         </w:tc>
@@ -1847,7 +1928,7 @@
                 <w:b/>
                 <w:sz w:val="17"/>
               </w:rPr>
-              <w:t>Hermes Morales</w:t>
+              <w:t>Gladys Hernández</w:t>
             </w:r>
           </w:p>
         </w:tc>
@@ -1870,7 +1951,7 @@
               <w:rPr>
                 <w:sz w:val="17"/>
               </w:rPr>
-              <w:t>1006003970</w:t>
+              <w:t>28733362</w:t>
             </w:r>
           </w:p>
         </w:tc>
@@ -1893,7 +1974,7 @@
               <w:rPr>
                 <w:sz w:val="17"/>
               </w:rPr>
-              <w:t>3204731899</w:t>
+              <w:t>3232935781</w:t>
             </w:r>
           </w:p>
         </w:tc>
@@ -1913,38 +1994,11 @@
               <w:jc w:val="center"/>
             </w:pPr>
             <w:r>
-              <w:drawing>
-                <wp:inline xmlns:a="http://schemas.openxmlformats.org/drawingml/2006/main" xmlns:pic="http://schemas.openxmlformats.org/drawingml/2006/picture">
-                  <wp:extent cx="877824" cy="292608"/>
-                  <wp:docPr id="7" name="Picture 7"/>
-                  <wp:cNvGraphicFramePr>
-                    <a:graphicFrameLocks noChangeAspect="1"/>
-                  </wp:cNvGraphicFramePr>
-                  <a:graphic>
-                    <a:graphicData uri="http://schemas.openxmlformats.org/drawingml/2006/picture">
-                      <pic:pic>
-                        <pic:nvPicPr>
-                          <pic:cNvPr id="0" name="image.png"/>
-                          <pic:cNvPicPr/>
-                        </pic:nvPicPr>
-                        <pic:blipFill>
-                          <a:blip r:embed="rId15"/>
-                          <a:stretch>
-                            <a:fillRect/>
-                          </a:stretch>
-                        </pic:blipFill>
-                        <pic:spPr>
-                          <a:xfrm>
-                            <a:off x="0" y="0"/>
-                            <a:ext cx="877824" cy="292608"/>
-                          </a:xfrm>
-                          <a:prstGeom prst="rect"/>
-                        </pic:spPr>
-                      </pic:pic>
-                    </a:graphicData>
-                  </a:graphic>
-                </wp:inline>
-              </w:drawing>
+              <w:rPr>
+                <w:color w:val="A0A0A0"/>
+                <w:sz w:val="15"/>
+              </w:rPr>
+              <w:t>____________________</w:t>
             </w:r>
           </w:p>
         </w:tc>
@@ -1990,7 +2044,7 @@
                 <w:b/>
                 <w:sz w:val="17"/>
               </w:rPr>
-              <w:t>JUAN ALEXANDER LUGO</w:t>
+              <w:t>Hermes Morales</w:t>
             </w:r>
           </w:p>
         </w:tc>
@@ -2013,7 +2067,7 @@
               <w:rPr>
                 <w:sz w:val="17"/>
               </w:rPr>
-              <w:t>83090551</w:t>
+              <w:t>1006003970</w:t>
             </w:r>
           </w:p>
         </w:tc>
@@ -2036,7 +2090,7 @@
               <w:rPr>
                 <w:sz w:val="17"/>
               </w:rPr>
-              <w:t>3127103906</w:t>
+              <w:t>3204731899</w:t>
             </w:r>
           </w:p>
         </w:tc>
@@ -2058,8 +2112,8 @@
             <w:r>
               <w:drawing>
                 <wp:inline xmlns:a="http://schemas.openxmlformats.org/drawingml/2006/main" xmlns:pic="http://schemas.openxmlformats.org/drawingml/2006/picture">
-                  <wp:extent cx="809682" cy="292608"/>
-                  <wp:docPr id="8" name="Picture 8"/>
+                  <wp:extent cx="877824" cy="292608"/>
+                  <wp:docPr id="10" name="Picture 10"/>
                   <wp:cNvGraphicFramePr>
                     <a:graphicFrameLocks noChangeAspect="1"/>
                   </wp:cNvGraphicFramePr>
@@ -2071,7 +2125,7 @@
                           <pic:cNvPicPr/>
                         </pic:nvPicPr>
                         <pic:blipFill>
-                          <a:blip r:embed="rId16"/>
+                          <a:blip r:embed="rId18"/>
                           <a:stretch>
                             <a:fillRect/>
                           </a:stretch>
@@ -2079,7 +2133,7 @@
                         <pic:spPr>
                           <a:xfrm>
                             <a:off x="0" y="0"/>
-                            <a:ext cx="809682" cy="292608"/>
+                            <a:ext cx="877824" cy="292608"/>
                           </a:xfrm>
                           <a:prstGeom prst="rect"/>
                         </pic:spPr>
@@ -2133,7 +2187,7 @@
                 <w:b/>
                 <w:sz w:val="17"/>
               </w:rPr>
-              <w:t>cristian david adamez ceballes</w:t>
+              <w:t>JUAN ALEXANDER LUGO</w:t>
             </w:r>
           </w:p>
         </w:tc>
@@ -2156,7 +2210,7 @@
               <w:rPr>
                 <w:sz w:val="17"/>
               </w:rPr>
-              <w:t>1007163619</w:t>
+              <w:t>83090551</w:t>
             </w:r>
           </w:p>
         </w:tc>
@@ -2179,7 +2233,7 @@
               <w:rPr>
                 <w:sz w:val="17"/>
               </w:rPr>
-              <w:t>3116307784</w:t>
+              <w:t>3127103906</w:t>
             </w:r>
           </w:p>
         </w:tc>
@@ -2199,11 +2253,38 @@
               <w:jc w:val="center"/>
             </w:pPr>
             <w:r>
-              <w:rPr>
-                <w:color w:val="A0A0A0"/>
-                <w:sz w:val="15"/>
-              </w:rPr>
-              <w:t>____________________</w:t>
+              <w:drawing>
+                <wp:inline xmlns:a="http://schemas.openxmlformats.org/drawingml/2006/main" xmlns:pic="http://schemas.openxmlformats.org/drawingml/2006/picture">
+                  <wp:extent cx="809682" cy="292608"/>
+                  <wp:docPr id="11" name="Picture 11"/>
+                  <wp:cNvGraphicFramePr>
+                    <a:graphicFrameLocks noChangeAspect="1"/>
+                  </wp:cNvGraphicFramePr>
+                  <a:graphic>
+                    <a:graphicData uri="http://schemas.openxmlformats.org/drawingml/2006/picture">
+                      <pic:pic>
+                        <pic:nvPicPr>
+                          <pic:cNvPr id="0" name="image.png"/>
+                          <pic:cNvPicPr/>
+                        </pic:nvPicPr>
+                        <pic:blipFill>
+                          <a:blip r:embed="rId19"/>
+                          <a:stretch>
+                            <a:fillRect/>
+                          </a:stretch>
+                        </pic:blipFill>
+                        <pic:spPr>
+                          <a:xfrm>
+                            <a:off x="0" y="0"/>
+                            <a:ext cx="809682" cy="292608"/>
+                          </a:xfrm>
+                          <a:prstGeom prst="rect"/>
+                        </pic:spPr>
+                      </pic:pic>
+                    </a:graphicData>
+                  </a:graphic>
+                </wp:inline>
+              </w:drawing>
             </w:r>
           </w:p>
         </w:tc>
@@ -2365,7 +2446,7 @@
                 <w:b/>
                 <w:sz w:val="17"/>
               </w:rPr>
-              <w:t>JADER ANDRES CHIMUNJA JIMÉNEZ</w:t>
+              <w:t>Alvaro Andrés González albañil</w:t>
             </w:r>
           </w:p>
         </w:tc>
@@ -2388,7 +2469,7 @@
               <w:rPr>
                 <w:sz w:val="17"/>
               </w:rPr>
-              <w:t>ELE120241062</w:t>
+              <w:t>ELE0120242022</w:t>
             </w:r>
           </w:p>
         </w:tc>
@@ -2411,7 +2492,7 @@
               <w:rPr>
                 <w:sz w:val="17"/>
               </w:rPr>
-              <w:t>3183956559</w:t>
+              <w:t>3176543168</w:t>
             </w:r>
           </w:p>
         </w:tc>
@@ -2431,11 +2512,38 @@
               <w:jc w:val="center"/>
             </w:pPr>
             <w:r>
-              <w:rPr>
-                <w:color w:val="A0A0A0"/>
-                <w:sz w:val="15"/>
-              </w:rPr>
-              <w:t>____________________</w:t>
+              <w:drawing>
+                <wp:inline xmlns:a="http://schemas.openxmlformats.org/drawingml/2006/main" xmlns:pic="http://schemas.openxmlformats.org/drawingml/2006/picture">
+                  <wp:extent cx="731520" cy="292608"/>
+                  <wp:docPr id="12" name="Picture 12"/>
+                  <wp:cNvGraphicFramePr>
+                    <a:graphicFrameLocks noChangeAspect="1"/>
+                  </wp:cNvGraphicFramePr>
+                  <a:graphic>
+                    <a:graphicData uri="http://schemas.openxmlformats.org/drawingml/2006/picture">
+                      <pic:pic>
+                        <pic:nvPicPr>
+                          <pic:cNvPr id="0" name="image.png"/>
+                          <pic:cNvPicPr/>
+                        </pic:nvPicPr>
+                        <pic:blipFill>
+                          <a:blip r:embed="rId20"/>
+                          <a:stretch>
+                            <a:fillRect/>
+                          </a:stretch>
+                        </pic:blipFill>
+                        <pic:spPr>
+                          <a:xfrm>
+                            <a:off x="0" y="0"/>
+                            <a:ext cx="731520" cy="292608"/>
+                          </a:xfrm>
+                          <a:prstGeom prst="rect"/>
+                        </pic:spPr>
+                      </pic:pic>
+                    </a:graphicData>
+                  </a:graphic>
+                </wp:inline>
+              </w:drawing>
             </w:r>
           </w:p>
         </w:tc>
@@ -2481,7 +2589,7 @@
                 <w:b/>
                 <w:sz w:val="17"/>
               </w:rPr>
-              <w:t>JHON FRANCISCO TASCO PEREZ</w:t>
+              <w:t>JADER ANDRES CHIMUNJA JIMÉNEZ</w:t>
             </w:r>
           </w:p>
         </w:tc>
@@ -2504,7 +2612,7 @@
               <w:rPr>
                 <w:sz w:val="17"/>
               </w:rPr>
-              <w:t>ELE120342048</w:t>
+              <w:t>ELE120241062</w:t>
             </w:r>
           </w:p>
         </w:tc>
@@ -2527,7 +2635,7 @@
               <w:rPr>
                 <w:sz w:val="17"/>
               </w:rPr>
-              <w:t>3246809834</w:t>
+              <w:t>3183956559</w:t>
             </w:r>
           </w:p>
         </w:tc>
@@ -2549,8 +2657,8 @@
             <w:r>
               <w:drawing>
                 <wp:inline xmlns:a="http://schemas.openxmlformats.org/drawingml/2006/main" xmlns:pic="http://schemas.openxmlformats.org/drawingml/2006/picture">
-                  <wp:extent cx="810668" cy="292608"/>
-                  <wp:docPr id="9" name="Picture 9"/>
+                  <wp:extent cx="731520" cy="292608"/>
+                  <wp:docPr id="13" name="Picture 13"/>
                   <wp:cNvGraphicFramePr>
                     <a:graphicFrameLocks noChangeAspect="1"/>
                   </wp:cNvGraphicFramePr>
@@ -2562,7 +2670,7 @@
                           <pic:cNvPicPr/>
                         </pic:nvPicPr>
                         <pic:blipFill>
-                          <a:blip r:embed="rId17"/>
+                          <a:blip r:embed="rId21"/>
                           <a:stretch>
                             <a:fillRect/>
                           </a:stretch>
@@ -2570,7 +2678,7 @@
                         <pic:spPr>
                           <a:xfrm>
                             <a:off x="0" y="0"/>
-                            <a:ext cx="810668" cy="292608"/>
+                            <a:ext cx="731520" cy="292608"/>
                           </a:xfrm>
                           <a:prstGeom prst="rect"/>
                         </pic:spPr>
@@ -2624,7 +2732,7 @@
                 <w:b/>
                 <w:sz w:val="17"/>
               </w:rPr>
-              <w:t>John jairo Sánchez garcia</w:t>
+              <w:t>JHON FRANCISCO TASCO PEREZ</w:t>
             </w:r>
           </w:p>
         </w:tc>
@@ -2647,7 +2755,7 @@
               <w:rPr>
                 <w:sz w:val="17"/>
               </w:rPr>
-              <w:t>79843323</w:t>
+              <w:t>ELE120342048</w:t>
             </w:r>
           </w:p>
         </w:tc>
@@ -2670,7 +2778,7 @@
               <w:rPr>
                 <w:sz w:val="17"/>
               </w:rPr>
-              <w:t>3108505201</w:t>
+              <w:t>3246809834</w:t>
             </w:r>
           </w:p>
         </w:tc>
@@ -2692,8 +2800,8 @@
             <w:r>
               <w:drawing>
                 <wp:inline xmlns:a="http://schemas.openxmlformats.org/drawingml/2006/main" xmlns:pic="http://schemas.openxmlformats.org/drawingml/2006/picture">
-                  <wp:extent cx="1370333" cy="292608"/>
-                  <wp:docPr id="10" name="Picture 10"/>
+                  <wp:extent cx="810668" cy="292608"/>
+                  <wp:docPr id="14" name="Picture 14"/>
                   <wp:cNvGraphicFramePr>
                     <a:graphicFrameLocks noChangeAspect="1"/>
                   </wp:cNvGraphicFramePr>
@@ -2705,7 +2813,7 @@
                           <pic:cNvPicPr/>
                         </pic:nvPicPr>
                         <pic:blipFill>
-                          <a:blip r:embed="rId18"/>
+                          <a:blip r:embed="rId22"/>
                           <a:stretch>
                             <a:fillRect/>
                           </a:stretch>
@@ -2713,7 +2821,7 @@
                         <pic:spPr>
                           <a:xfrm>
                             <a:off x="0" y="0"/>
-                            <a:ext cx="1370333" cy="292608"/>
+                            <a:ext cx="810668" cy="292608"/>
                           </a:xfrm>
                           <a:prstGeom prst="rect"/>
                         </pic:spPr>
@@ -2767,7 +2875,7 @@
                 <w:b/>
                 <w:sz w:val="17"/>
               </w:rPr>
-              <w:t>Andres Romero Peñaloza</w:t>
+              <w:t>John jairo Sánchez garcia</w:t>
             </w:r>
           </w:p>
         </w:tc>
@@ -2790,7 +2898,7 @@
               <w:rPr>
                 <w:sz w:val="17"/>
               </w:rPr>
-              <w:t>ELE120241066</w:t>
+              <w:t>79843323</w:t>
             </w:r>
           </w:p>
         </w:tc>
@@ -2813,7 +2921,7 @@
               <w:rPr>
                 <w:sz w:val="17"/>
               </w:rPr>
-              <w:t>3203612819</w:t>
+              <w:t>3108505201</w:t>
             </w:r>
           </w:p>
         </w:tc>
@@ -2835,8 +2943,8 @@
             <w:r>
               <w:drawing>
                 <wp:inline xmlns:a="http://schemas.openxmlformats.org/drawingml/2006/main" xmlns:pic="http://schemas.openxmlformats.org/drawingml/2006/picture">
-                  <wp:extent cx="809682" cy="292608"/>
-                  <wp:docPr id="11" name="Picture 11"/>
+                  <wp:extent cx="1370333" cy="292608"/>
+                  <wp:docPr id="15" name="Picture 15"/>
                   <wp:cNvGraphicFramePr>
                     <a:graphicFrameLocks noChangeAspect="1"/>
                   </wp:cNvGraphicFramePr>
@@ -2848,7 +2956,150 @@
                           <pic:cNvPicPr/>
                         </pic:nvPicPr>
                         <pic:blipFill>
-                          <a:blip r:embed="rId19"/>
+                          <a:blip r:embed="rId23"/>
+                          <a:stretch>
+                            <a:fillRect/>
+                          </a:stretch>
+                        </pic:blipFill>
+                        <pic:spPr>
+                          <a:xfrm>
+                            <a:off x="0" y="0"/>
+                            <a:ext cx="1370333" cy="292608"/>
+                          </a:xfrm>
+                          <a:prstGeom prst="rect"/>
+                        </pic:spPr>
+                      </pic:pic>
+                    </a:graphicData>
+                  </a:graphic>
+                </wp:inline>
+              </w:drawing>
+            </w:r>
+          </w:p>
+        </w:tc>
+      </w:tr>
+      <w:tr>
+        <w:tc>
+          <w:tcPr>
+            <w:tcW w:type="dxa" w:w="576"/>
+            <w:tcMar>
+              <w:top w:w="100" w:type="dxa"/>
+              <w:bottom w:w="100" w:type="dxa"/>
+              <w:left w:w="80" w:type="dxa"/>
+              <w:right w:w="80" w:type="dxa"/>
+            </w:tcMar>
+            <w:shd w:fill="FFFFFF"/>
+          </w:tcPr>
+          <w:p>
+            <w:pPr>
+              <w:jc w:val="center"/>
+            </w:pPr>
+            <w:r>
+              <w:rPr>
+                <w:sz w:val="17"/>
+              </w:rPr>
+              <w:t>21</w:t>
+            </w:r>
+          </w:p>
+        </w:tc>
+        <w:tc>
+          <w:tcPr>
+            <w:tcW w:type="dxa" w:w="3312"/>
+            <w:tcMar>
+              <w:top w:w="100" w:type="dxa"/>
+              <w:bottom w:w="100" w:type="dxa"/>
+              <w:left w:w="80" w:type="dxa"/>
+              <w:right w:w="80" w:type="dxa"/>
+            </w:tcMar>
+            <w:shd w:fill="FFFFFF"/>
+          </w:tcPr>
+          <w:p>
+            <w:r>
+              <w:rPr>
+                <w:b/>
+                <w:sz w:val="17"/>
+              </w:rPr>
+              <w:t>Andres Romero Peñaloza</w:t>
+            </w:r>
+          </w:p>
+        </w:tc>
+        <w:tc>
+          <w:tcPr>
+            <w:tcW w:type="dxa" w:w="1728"/>
+            <w:tcMar>
+              <w:top w:w="100" w:type="dxa"/>
+              <w:bottom w:w="100" w:type="dxa"/>
+              <w:left w:w="80" w:type="dxa"/>
+              <w:right w:w="80" w:type="dxa"/>
+            </w:tcMar>
+            <w:shd w:fill="FFFFFF"/>
+          </w:tcPr>
+          <w:p>
+            <w:pPr>
+              <w:jc w:val="center"/>
+            </w:pPr>
+            <w:r>
+              <w:rPr>
+                <w:sz w:val="17"/>
+              </w:rPr>
+              <w:t>ELE120241066</w:t>
+            </w:r>
+          </w:p>
+        </w:tc>
+        <w:tc>
+          <w:tcPr>
+            <w:tcW w:type="dxa" w:w="1584"/>
+            <w:tcMar>
+              <w:top w:w="100" w:type="dxa"/>
+              <w:bottom w:w="100" w:type="dxa"/>
+              <w:left w:w="80" w:type="dxa"/>
+              <w:right w:w="80" w:type="dxa"/>
+            </w:tcMar>
+            <w:shd w:fill="FFFFFF"/>
+          </w:tcPr>
+          <w:p>
+            <w:pPr>
+              <w:jc w:val="center"/>
+            </w:pPr>
+            <w:r>
+              <w:rPr>
+                <w:sz w:val="17"/>
+              </w:rPr>
+              <w:t>3203612819</w:t>
+            </w:r>
+          </w:p>
+        </w:tc>
+        <w:tc>
+          <w:tcPr>
+            <w:tcW w:type="dxa" w:w="2592"/>
+            <w:tcMar>
+              <w:top w:w="100" w:type="dxa"/>
+              <w:bottom w:w="100" w:type="dxa"/>
+              <w:left w:w="80" w:type="dxa"/>
+              <w:right w:w="80" w:type="dxa"/>
+            </w:tcMar>
+            <w:shd w:fill="FFFFFF"/>
+          </w:tcPr>
+          <w:p>
+            <w:pPr>
+              <w:jc w:val="center"/>
+            </w:pPr>
+            <w:r>
+              <w:drawing>
+                <wp:inline xmlns:a="http://schemas.openxmlformats.org/drawingml/2006/main" xmlns:pic="http://schemas.openxmlformats.org/drawingml/2006/picture">
+                  <wp:extent cx="809682" cy="292608"/>
+                  <wp:docPr id="16" name="Picture 16"/>
+                  <wp:cNvGraphicFramePr>
+                    <a:graphicFrameLocks noChangeAspect="1"/>
+                  </wp:cNvGraphicFramePr>
+                  <a:graphic>
+                    <a:graphicData uri="http://schemas.openxmlformats.org/drawingml/2006/picture">
+                      <pic:pic>
+                        <pic:nvPicPr>
+                          <pic:cNvPr id="0" name="image.png"/>
+                          <pic:cNvPicPr/>
+                        </pic:nvPicPr>
+                        <pic:blipFill>
+                          <a:blip r:embed="rId24"/>
                           <a:stretch>
                             <a:fillRect/>
                           </a:stretch>
@@ -2857,6 +3108,578 @@
                           <a:xfrm>
                             <a:off x="0" y="0"/>
                             <a:ext cx="809682" cy="292608"/>
+                          </a:xfrm>
+                          <a:prstGeom prst="rect"/>
+                        </pic:spPr>
+                      </pic:pic>
+                    </a:graphicData>
+                  </a:graphic>
+                </wp:inline>
+              </w:drawing>
+            </w:r>
+          </w:p>
+        </w:tc>
+      </w:tr>
+      <w:tr>
+        <w:tc>
+          <w:tcPr>
+            <w:tcW w:type="dxa" w:w="576"/>
+            <w:tcMar>
+              <w:top w:w="100" w:type="dxa"/>
+              <w:bottom w:w="100" w:type="dxa"/>
+              <w:left w:w="80" w:type="dxa"/>
+              <w:right w:w="80" w:type="dxa"/>
+            </w:tcMar>
+            <w:shd w:fill="F9FAF8"/>
+          </w:tcPr>
+          <w:p>
+            <w:pPr>
+              <w:jc w:val="center"/>
+            </w:pPr>
+            <w:r>
+              <w:rPr>
+                <w:sz w:val="17"/>
+              </w:rPr>
+              <w:t>22</w:t>
+            </w:r>
+          </w:p>
+        </w:tc>
+        <w:tc>
+          <w:tcPr>
+            <w:tcW w:type="dxa" w:w="3312"/>
+            <w:tcMar>
+              <w:top w:w="100" w:type="dxa"/>
+              <w:bottom w:w="100" w:type="dxa"/>
+              <w:left w:w="80" w:type="dxa"/>
+              <w:right w:w="80" w:type="dxa"/>
+            </w:tcMar>
+            <w:shd w:fill="F9FAF8"/>
+          </w:tcPr>
+          <w:p>
+            <w:r>
+              <w:rPr>
+                <w:b/>
+                <w:sz w:val="17"/>
+              </w:rPr>
+              <w:t>Cristian David Adamez Ceballes</w:t>
+            </w:r>
+          </w:p>
+        </w:tc>
+        <w:tc>
+          <w:tcPr>
+            <w:tcW w:type="dxa" w:w="1728"/>
+            <w:tcMar>
+              <w:top w:w="100" w:type="dxa"/>
+              <w:bottom w:w="100" w:type="dxa"/>
+              <w:left w:w="80" w:type="dxa"/>
+              <w:right w:w="80" w:type="dxa"/>
+            </w:tcMar>
+            <w:shd w:fill="F9FAF8"/>
+          </w:tcPr>
+          <w:p>
+            <w:pPr>
+              <w:jc w:val="center"/>
+            </w:pPr>
+            <w:r>
+              <w:rPr>
+                <w:sz w:val="17"/>
+              </w:rPr>
+              <w:t>1007163619</w:t>
+            </w:r>
+          </w:p>
+        </w:tc>
+        <w:tc>
+          <w:tcPr>
+            <w:tcW w:type="dxa" w:w="1584"/>
+            <w:tcMar>
+              <w:top w:w="100" w:type="dxa"/>
+              <w:bottom w:w="100" w:type="dxa"/>
+              <w:left w:w="80" w:type="dxa"/>
+              <w:right w:w="80" w:type="dxa"/>
+            </w:tcMar>
+            <w:shd w:fill="F9FAF8"/>
+          </w:tcPr>
+          <w:p>
+            <w:pPr>
+              <w:jc w:val="center"/>
+            </w:pPr>
+            <w:r>
+              <w:rPr>
+                <w:sz w:val="17"/>
+              </w:rPr>
+              <w:t>3116307784</w:t>
+            </w:r>
+          </w:p>
+        </w:tc>
+        <w:tc>
+          <w:tcPr>
+            <w:tcW w:type="dxa" w:w="2592"/>
+            <w:tcMar>
+              <w:top w:w="100" w:type="dxa"/>
+              <w:bottom w:w="100" w:type="dxa"/>
+              <w:left w:w="80" w:type="dxa"/>
+              <w:right w:w="80" w:type="dxa"/>
+            </w:tcMar>
+            <w:shd w:fill="F9FAF8"/>
+          </w:tcPr>
+          <w:p>
+            <w:pPr>
+              <w:jc w:val="center"/>
+            </w:pPr>
+            <w:r>
+              <w:drawing>
+                <wp:inline xmlns:a="http://schemas.openxmlformats.org/drawingml/2006/main" xmlns:pic="http://schemas.openxmlformats.org/drawingml/2006/picture">
+                  <wp:extent cx="731520" cy="292608"/>
+                  <wp:docPr id="17" name="Picture 17"/>
+                  <wp:cNvGraphicFramePr>
+                    <a:graphicFrameLocks noChangeAspect="1"/>
+                  </wp:cNvGraphicFramePr>
+                  <a:graphic>
+                    <a:graphicData uri="http://schemas.openxmlformats.org/drawingml/2006/picture">
+                      <pic:pic>
+                        <pic:nvPicPr>
+                          <pic:cNvPr id="0" name="image.png"/>
+                          <pic:cNvPicPr/>
+                        </pic:nvPicPr>
+                        <pic:blipFill>
+                          <a:blip r:embed="rId25"/>
+                          <a:stretch>
+                            <a:fillRect/>
+                          </a:stretch>
+                        </pic:blipFill>
+                        <pic:spPr>
+                          <a:xfrm>
+                            <a:off x="0" y="0"/>
+                            <a:ext cx="731520" cy="292608"/>
+                          </a:xfrm>
+                          <a:prstGeom prst="rect"/>
+                        </pic:spPr>
+                      </pic:pic>
+                    </a:graphicData>
+                  </a:graphic>
+                </wp:inline>
+              </w:drawing>
+            </w:r>
+          </w:p>
+        </w:tc>
+      </w:tr>
+      <w:tr>
+        <w:tc>
+          <w:tcPr>
+            <w:tcW w:type="dxa" w:w="576"/>
+            <w:tcMar>
+              <w:top w:w="100" w:type="dxa"/>
+              <w:bottom w:w="100" w:type="dxa"/>
+              <w:left w:w="80" w:type="dxa"/>
+              <w:right w:w="80" w:type="dxa"/>
+            </w:tcMar>
+            <w:shd w:fill="FFFFFF"/>
+          </w:tcPr>
+          <w:p>
+            <w:pPr>
+              <w:jc w:val="center"/>
+            </w:pPr>
+            <w:r>
+              <w:rPr>
+                <w:sz w:val="17"/>
+              </w:rPr>
+              <w:t>23</w:t>
+            </w:r>
+          </w:p>
+        </w:tc>
+        <w:tc>
+          <w:tcPr>
+            <w:tcW w:type="dxa" w:w="3312"/>
+            <w:tcMar>
+              <w:top w:w="100" w:type="dxa"/>
+              <w:bottom w:w="100" w:type="dxa"/>
+              <w:left w:w="80" w:type="dxa"/>
+              <w:right w:w="80" w:type="dxa"/>
+            </w:tcMar>
+            <w:shd w:fill="FFFFFF"/>
+          </w:tcPr>
+          <w:p>
+            <w:r>
+              <w:rPr>
+                <w:b/>
+                <w:sz w:val="17"/>
+              </w:rPr>
+              <w:t>Yessica Andrea Triana Jaime</w:t>
+            </w:r>
+          </w:p>
+        </w:tc>
+        <w:tc>
+          <w:tcPr>
+            <w:tcW w:type="dxa" w:w="1728"/>
+            <w:tcMar>
+              <w:top w:w="100" w:type="dxa"/>
+              <w:bottom w:w="100" w:type="dxa"/>
+              <w:left w:w="80" w:type="dxa"/>
+              <w:right w:w="80" w:type="dxa"/>
+            </w:tcMar>
+            <w:shd w:fill="FFFFFF"/>
+          </w:tcPr>
+          <w:p>
+            <w:pPr>
+              <w:jc w:val="center"/>
+            </w:pPr>
+            <w:r>
+              <w:rPr>
+                <w:sz w:val="17"/>
+              </w:rPr>
+              <w:t>1083903194</w:t>
+            </w:r>
+          </w:p>
+        </w:tc>
+        <w:tc>
+          <w:tcPr>
+            <w:tcW w:type="dxa" w:w="1584"/>
+            <w:tcMar>
+              <w:top w:w="100" w:type="dxa"/>
+              <w:bottom w:w="100" w:type="dxa"/>
+              <w:left w:w="80" w:type="dxa"/>
+              <w:right w:w="80" w:type="dxa"/>
+            </w:tcMar>
+            <w:shd w:fill="FFFFFF"/>
+          </w:tcPr>
+          <w:p>
+            <w:pPr>
+              <w:jc w:val="center"/>
+            </w:pPr>
+            <w:r>
+              <w:rPr>
+                <w:sz w:val="17"/>
+              </w:rPr>
+              <w:t>3138468363</w:t>
+            </w:r>
+          </w:p>
+        </w:tc>
+        <w:tc>
+          <w:tcPr>
+            <w:tcW w:type="dxa" w:w="2592"/>
+            <w:tcMar>
+              <w:top w:w="100" w:type="dxa"/>
+              <w:bottom w:w="100" w:type="dxa"/>
+              <w:left w:w="80" w:type="dxa"/>
+              <w:right w:w="80" w:type="dxa"/>
+            </w:tcMar>
+            <w:shd w:fill="FFFFFF"/>
+          </w:tcPr>
+          <w:p>
+            <w:pPr>
+              <w:jc w:val="center"/>
+            </w:pPr>
+            <w:r>
+              <w:drawing>
+                <wp:inline xmlns:a="http://schemas.openxmlformats.org/drawingml/2006/main" xmlns:pic="http://schemas.openxmlformats.org/drawingml/2006/picture">
+                  <wp:extent cx="731520" cy="292608"/>
+                  <wp:docPr id="18" name="Picture 18"/>
+                  <wp:cNvGraphicFramePr>
+                    <a:graphicFrameLocks noChangeAspect="1"/>
+                  </wp:cNvGraphicFramePr>
+                  <a:graphic>
+                    <a:graphicData uri="http://schemas.openxmlformats.org/drawingml/2006/picture">
+                      <pic:pic>
+                        <pic:nvPicPr>
+                          <pic:cNvPr id="0" name="image.png"/>
+                          <pic:cNvPicPr/>
+                        </pic:nvPicPr>
+                        <pic:blipFill>
+                          <a:blip r:embed="rId26"/>
+                          <a:stretch>
+                            <a:fillRect/>
+                          </a:stretch>
+                        </pic:blipFill>
+                        <pic:spPr>
+                          <a:xfrm>
+                            <a:off x="0" y="0"/>
+                            <a:ext cx="731520" cy="292608"/>
+                          </a:xfrm>
+                          <a:prstGeom prst="rect"/>
+                        </pic:spPr>
+                      </pic:pic>
+                    </a:graphicData>
+                  </a:graphic>
+                </wp:inline>
+              </w:drawing>
+            </w:r>
+          </w:p>
+        </w:tc>
+      </w:tr>
+      <w:tr>
+        <w:tc>
+          <w:tcPr>
+            <w:tcW w:type="dxa" w:w="576"/>
+            <w:tcMar>
+              <w:top w:w="100" w:type="dxa"/>
+              <w:bottom w:w="100" w:type="dxa"/>
+              <w:left w:w="80" w:type="dxa"/>
+              <w:right w:w="80" w:type="dxa"/>
+            </w:tcMar>
+            <w:shd w:fill="F9FAF8"/>
+          </w:tcPr>
+          <w:p>
+            <w:pPr>
+              <w:jc w:val="center"/>
+            </w:pPr>
+            <w:r>
+              <w:rPr>
+                <w:sz w:val="17"/>
+              </w:rPr>
+              <w:t>24</w:t>
+            </w:r>
+          </w:p>
+        </w:tc>
+        <w:tc>
+          <w:tcPr>
+            <w:tcW w:type="dxa" w:w="3312"/>
+            <w:tcMar>
+              <w:top w:w="100" w:type="dxa"/>
+              <w:bottom w:w="100" w:type="dxa"/>
+              <w:left w:w="80" w:type="dxa"/>
+              <w:right w:w="80" w:type="dxa"/>
+            </w:tcMar>
+            <w:shd w:fill="F9FAF8"/>
+          </w:tcPr>
+          <w:p>
+            <w:r>
+              <w:rPr>
+                <w:b/>
+                <w:sz w:val="17"/>
+              </w:rPr>
+              <w:t>Yonier Castillo Mamian</w:t>
+            </w:r>
+          </w:p>
+        </w:tc>
+        <w:tc>
+          <w:tcPr>
+            <w:tcW w:type="dxa" w:w="1728"/>
+            <w:tcMar>
+              <w:top w:w="100" w:type="dxa"/>
+              <w:bottom w:w="100" w:type="dxa"/>
+              <w:left w:w="80" w:type="dxa"/>
+              <w:right w:w="80" w:type="dxa"/>
+            </w:tcMar>
+            <w:shd w:fill="F9FAF8"/>
+          </w:tcPr>
+          <w:p>
+            <w:pPr>
+              <w:jc w:val="center"/>
+            </w:pPr>
+            <w:r>
+              <w:rPr>
+                <w:sz w:val="17"/>
+              </w:rPr>
+              <w:t>1007393163</w:t>
+            </w:r>
+          </w:p>
+        </w:tc>
+        <w:tc>
+          <w:tcPr>
+            <w:tcW w:type="dxa" w:w="1584"/>
+            <w:tcMar>
+              <w:top w:w="100" w:type="dxa"/>
+              <w:bottom w:w="100" w:type="dxa"/>
+              <w:left w:w="80" w:type="dxa"/>
+              <w:right w:w="80" w:type="dxa"/>
+            </w:tcMar>
+            <w:shd w:fill="F9FAF8"/>
+          </w:tcPr>
+          <w:p>
+            <w:pPr>
+              <w:jc w:val="center"/>
+            </w:pPr>
+            <w:r>
+              <w:rPr>
+                <w:sz w:val="17"/>
+              </w:rPr>
+              <w:t>3146332975</w:t>
+            </w:r>
+          </w:p>
+        </w:tc>
+        <w:tc>
+          <w:tcPr>
+            <w:tcW w:type="dxa" w:w="2592"/>
+            <w:tcMar>
+              <w:top w:w="100" w:type="dxa"/>
+              <w:bottom w:w="100" w:type="dxa"/>
+              <w:left w:w="80" w:type="dxa"/>
+              <w:right w:w="80" w:type="dxa"/>
+            </w:tcMar>
+            <w:shd w:fill="F9FAF8"/>
+          </w:tcPr>
+          <w:p>
+            <w:pPr>
+              <w:jc w:val="center"/>
+            </w:pPr>
+            <w:r>
+              <w:drawing>
+                <wp:inline xmlns:a="http://schemas.openxmlformats.org/drawingml/2006/main" xmlns:pic="http://schemas.openxmlformats.org/drawingml/2006/picture">
+                  <wp:extent cx="731520" cy="292608"/>
+                  <wp:docPr id="19" name="Picture 19"/>
+                  <wp:cNvGraphicFramePr>
+                    <a:graphicFrameLocks noChangeAspect="1"/>
+                  </wp:cNvGraphicFramePr>
+                  <a:graphic>
+                    <a:graphicData uri="http://schemas.openxmlformats.org/drawingml/2006/picture">
+                      <pic:pic>
+                        <pic:nvPicPr>
+                          <pic:cNvPr id="0" name="image.png"/>
+                          <pic:cNvPicPr/>
+                        </pic:nvPicPr>
+                        <pic:blipFill>
+                          <a:blip r:embed="rId27"/>
+                          <a:stretch>
+                            <a:fillRect/>
+                          </a:stretch>
+                        </pic:blipFill>
+                        <pic:spPr>
+                          <a:xfrm>
+                            <a:off x="0" y="0"/>
+                            <a:ext cx="731520" cy="292608"/>
+                          </a:xfrm>
+                          <a:prstGeom prst="rect"/>
+                        </pic:spPr>
+                      </pic:pic>
+                    </a:graphicData>
+                  </a:graphic>
+                </wp:inline>
+              </w:drawing>
+            </w:r>
+          </w:p>
+        </w:tc>
+      </w:tr>
+      <w:tr>
+        <w:tc>
+          <w:tcPr>
+            <w:tcW w:type="dxa" w:w="576"/>
+            <w:tcMar>
+              <w:top w:w="100" w:type="dxa"/>
+              <w:bottom w:w="100" w:type="dxa"/>
+              <w:left w:w="80" w:type="dxa"/>
+              <w:right w:w="80" w:type="dxa"/>
+            </w:tcMar>
+            <w:shd w:fill="FFFFFF"/>
+          </w:tcPr>
+          <w:p>
+            <w:pPr>
+              <w:jc w:val="center"/>
+            </w:pPr>
+            <w:r>
+              <w:rPr>
+                <w:sz w:val="17"/>
+              </w:rPr>
+              <w:t>25</w:t>
+            </w:r>
+          </w:p>
+        </w:tc>
+        <w:tc>
+          <w:tcPr>
+            <w:tcW w:type="dxa" w:w="3312"/>
+            <w:tcMar>
+              <w:top w:w="100" w:type="dxa"/>
+              <w:bottom w:w="100" w:type="dxa"/>
+              <w:left w:w="80" w:type="dxa"/>
+              <w:right w:w="80" w:type="dxa"/>
+            </w:tcMar>
+            <w:shd w:fill="FFFFFF"/>
+          </w:tcPr>
+          <w:p>
+            <w:r>
+              <w:rPr>
+                <w:b/>
+                <w:sz w:val="17"/>
+              </w:rPr>
+              <w:t>Yamid René Potosí</w:t>
+            </w:r>
+          </w:p>
+        </w:tc>
+        <w:tc>
+          <w:tcPr>
+            <w:tcW w:type="dxa" w:w="1728"/>
+            <w:tcMar>
+              <w:top w:w="100" w:type="dxa"/>
+              <w:bottom w:w="100" w:type="dxa"/>
+              <w:left w:w="80" w:type="dxa"/>
+              <w:right w:w="80" w:type="dxa"/>
+            </w:tcMar>
+            <w:shd w:fill="FFFFFF"/>
+          </w:tcPr>
+          <w:p>
+            <w:pPr>
+              <w:jc w:val="center"/>
+            </w:pPr>
+            <w:r>
+              <w:rPr>
+                <w:sz w:val="17"/>
+              </w:rPr>
+              <w:t>1063808522</w:t>
+            </w:r>
+          </w:p>
+        </w:tc>
+        <w:tc>
+          <w:tcPr>
+            <w:tcW w:type="dxa" w:w="1584"/>
+            <w:tcMar>
+              <w:top w:w="100" w:type="dxa"/>
+              <w:bottom w:w="100" w:type="dxa"/>
+              <w:left w:w="80" w:type="dxa"/>
+              <w:right w:w="80" w:type="dxa"/>
+            </w:tcMar>
+            <w:shd w:fill="FFFFFF"/>
+          </w:tcPr>
+          <w:p>
+            <w:pPr>
+              <w:jc w:val="center"/>
+            </w:pPr>
+            <w:r>
+              <w:rPr>
+                <w:sz w:val="17"/>
+              </w:rPr>
+              <w:t>3042230424</w:t>
+            </w:r>
+          </w:p>
+        </w:tc>
+        <w:tc>
+          <w:tcPr>
+            <w:tcW w:type="dxa" w:w="2592"/>
+            <w:tcMar>
+              <w:top w:w="100" w:type="dxa"/>
+              <w:bottom w:w="100" w:type="dxa"/>
+              <w:left w:w="80" w:type="dxa"/>
+              <w:right w:w="80" w:type="dxa"/>
+            </w:tcMar>
+            <w:shd w:fill="FFFFFF"/>
+          </w:tcPr>
+          <w:p>
+            <w:pPr>
+              <w:jc w:val="center"/>
+            </w:pPr>
+            <w:r>
+              <w:drawing>
+                <wp:inline xmlns:a="http://schemas.openxmlformats.org/drawingml/2006/main" xmlns:pic="http://schemas.openxmlformats.org/drawingml/2006/picture">
+                  <wp:extent cx="731520" cy="292608"/>
+                  <wp:docPr id="20" name="Picture 20"/>
+                  <wp:cNvGraphicFramePr>
+                    <a:graphicFrameLocks noChangeAspect="1"/>
+                  </wp:cNvGraphicFramePr>
+                  <a:graphic>
+                    <a:graphicData uri="http://schemas.openxmlformats.org/drawingml/2006/picture">
+                      <pic:pic>
+                        <pic:nvPicPr>
+                          <pic:cNvPr id="0" name="image.png"/>
+                          <pic:cNvPicPr/>
+                        </pic:nvPicPr>
+                        <pic:blipFill>
+                          <a:blip r:embed="rId28"/>
+                          <a:stretch>
+                            <a:fillRect/>
+                          </a:stretch>
+                        </pic:blipFill>
+                        <pic:spPr>
+                          <a:xfrm>
+                            <a:off x="0" y="0"/>
+                            <a:ext cx="731520" cy="292608"/>
                           </a:xfrm>
                           <a:prstGeom prst="rect"/>
                         </pic:spPr>

--- a/cartas_solicitud/Carta_Solicitud_ELE0300220_SIMULACION_TP.docx
+++ b/cartas_solicitud/Carta_Solicitud_ELE0300220_SIMULACION_TP.docx
@@ -11,7 +11,7 @@
           <w:color w:val="646464"/>
           <w:sz w:val="20"/>
         </w:rPr>
-        <w:t>Neiva, Huila, 24 de octubre de 2026</w:t>
+        <w:t>Neiva, Huila, 25 de octubre de 2026</w:t>
         <w:br/>
       </w:r>
     </w:p>
@@ -88,7 +88,7 @@
         <w:br/>
         <w:t>• Semestre del Plan de Estudios: Semestre 8°</w:t>
         <w:br/>
-        <w:t>• Total de Estudiantes Solicitantes Preinscritos: 25 estudiantes</w:t>
+        <w:t>• Total de Estudiantes Solicitantes Preinscritos: 27 estudiantes</w:t>
       </w:r>
     </w:p>
     <w:p>
@@ -97,7 +97,7 @@
         <w:jc w:val="both"/>
       </w:pPr>
       <w:r>
-        <w:t>Manifestamos nuestro compromiso formal de matrícula y cumplimiento con los requerimientos académicos y arancelarios correspondientes al curso vacacional. Dado que contamos con un grupo sólido de 25 estudiantes interesados (superando el cupo mínimo requerido de 10 estudiantes), solicitamos su valiosa gestión ante la Coordinación Académica y la Dirección de Programa para su respectiva aprobación, asignación docente y programación de horarios.</w:t>
+        <w:t>Manifestamos nuestro compromiso formal de matrícula y cumplimiento con los requerimientos académicos y arancelarios correspondientes al curso vacacional. Dado que contamos con un grupo sólido de 27 estudiantes interesados (superando el cupo mínimo requerido de 10 estudiantes), solicitamos su valiosa gestión ante la Coordinación Académica y la Dirección de Programa para su respectiva aprobación, asignación docente y programación de horarios.</w:t>
       </w:r>
     </w:p>
     <w:p>
@@ -1503,11 +1503,38 @@
               <w:jc w:val="center"/>
             </w:pPr>
             <w:r>
-              <w:rPr>
-                <w:color w:val="A0A0A0"/>
-                <w:sz w:val="15"/>
-              </w:rPr>
-              <w:t>____________________</w:t>
+              <w:drawing>
+                <wp:inline xmlns:a="http://schemas.openxmlformats.org/drawingml/2006/main" xmlns:pic="http://schemas.openxmlformats.org/drawingml/2006/picture">
+                  <wp:extent cx="731520" cy="292608"/>
+                  <wp:docPr id="9" name="Picture 9"/>
+                  <wp:cNvGraphicFramePr>
+                    <a:graphicFrameLocks noChangeAspect="1"/>
+                  </wp:cNvGraphicFramePr>
+                  <a:graphic>
+                    <a:graphicData uri="http://schemas.openxmlformats.org/drawingml/2006/picture">
+                      <pic:pic>
+                        <pic:nvPicPr>
+                          <pic:cNvPr id="0" name="image.png"/>
+                          <pic:cNvPicPr/>
+                        </pic:nvPicPr>
+                        <pic:blipFill>
+                          <a:blip r:embed="rId17"/>
+                          <a:stretch>
+                            <a:fillRect/>
+                          </a:stretch>
+                        </pic:blipFill>
+                        <pic:spPr>
+                          <a:xfrm>
+                            <a:off x="0" y="0"/>
+                            <a:ext cx="731520" cy="292608"/>
+                          </a:xfrm>
+                          <a:prstGeom prst="rect"/>
+                        </pic:spPr>
+                      </pic:pic>
+                    </a:graphicData>
+                  </a:graphic>
+                </wp:inline>
+              </w:drawing>
             </w:r>
           </w:p>
         </w:tc>
@@ -1622,7 +1649,7 @@
               <w:drawing>
                 <wp:inline xmlns:a="http://schemas.openxmlformats.org/drawingml/2006/main" xmlns:pic="http://schemas.openxmlformats.org/drawingml/2006/picture">
                   <wp:extent cx="875538" cy="292608"/>
-                  <wp:docPr id="9" name="Picture 9"/>
+                  <wp:docPr id="10" name="Picture 10"/>
                   <wp:cNvGraphicFramePr>
                     <a:graphicFrameLocks noChangeAspect="1"/>
                   </wp:cNvGraphicFramePr>
@@ -1634,7 +1661,7 @@
                           <pic:cNvPicPr/>
                         </pic:nvPicPr>
                         <pic:blipFill>
-                          <a:blip r:embed="rId17"/>
+                          <a:blip r:embed="rId18"/>
                           <a:stretch>
                             <a:fillRect/>
                           </a:stretch>
@@ -1994,11 +2021,38 @@
               <w:jc w:val="center"/>
             </w:pPr>
             <w:r>
-              <w:rPr>
-                <w:color w:val="A0A0A0"/>
-                <w:sz w:val="15"/>
-              </w:rPr>
-              <w:t>____________________</w:t>
+              <w:drawing>
+                <wp:inline xmlns:a="http://schemas.openxmlformats.org/drawingml/2006/main" xmlns:pic="http://schemas.openxmlformats.org/drawingml/2006/picture">
+                  <wp:extent cx="731520" cy="292608"/>
+                  <wp:docPr id="11" name="Picture 11"/>
+                  <wp:cNvGraphicFramePr>
+                    <a:graphicFrameLocks noChangeAspect="1"/>
+                  </wp:cNvGraphicFramePr>
+                  <a:graphic>
+                    <a:graphicData uri="http://schemas.openxmlformats.org/drawingml/2006/picture">
+                      <pic:pic>
+                        <pic:nvPicPr>
+                          <pic:cNvPr id="0" name="image.png"/>
+                          <pic:cNvPicPr/>
+                        </pic:nvPicPr>
+                        <pic:blipFill>
+                          <a:blip r:embed="rId19"/>
+                          <a:stretch>
+                            <a:fillRect/>
+                          </a:stretch>
+                        </pic:blipFill>
+                        <pic:spPr>
+                          <a:xfrm>
+                            <a:off x="0" y="0"/>
+                            <a:ext cx="731520" cy="292608"/>
+                          </a:xfrm>
+                          <a:prstGeom prst="rect"/>
+                        </pic:spPr>
+                      </pic:pic>
+                    </a:graphicData>
+                  </a:graphic>
+                </wp:inline>
+              </w:drawing>
             </w:r>
           </w:p>
         </w:tc>
@@ -2113,7 +2167,7 @@
               <w:drawing>
                 <wp:inline xmlns:a="http://schemas.openxmlformats.org/drawingml/2006/main" xmlns:pic="http://schemas.openxmlformats.org/drawingml/2006/picture">
                   <wp:extent cx="877824" cy="292608"/>
-                  <wp:docPr id="10" name="Picture 10"/>
+                  <wp:docPr id="12" name="Picture 12"/>
                   <wp:cNvGraphicFramePr>
                     <a:graphicFrameLocks noChangeAspect="1"/>
                   </wp:cNvGraphicFramePr>
@@ -2125,7 +2179,7 @@
                           <pic:cNvPicPr/>
                         </pic:nvPicPr>
                         <pic:blipFill>
-                          <a:blip r:embed="rId18"/>
+                          <a:blip r:embed="rId20"/>
                           <a:stretch>
                             <a:fillRect/>
                           </a:stretch>
@@ -2256,7 +2310,7 @@
               <w:drawing>
                 <wp:inline xmlns:a="http://schemas.openxmlformats.org/drawingml/2006/main" xmlns:pic="http://schemas.openxmlformats.org/drawingml/2006/picture">
                   <wp:extent cx="809682" cy="292608"/>
-                  <wp:docPr id="11" name="Picture 11"/>
+                  <wp:docPr id="13" name="Picture 13"/>
                   <wp:cNvGraphicFramePr>
                     <a:graphicFrameLocks noChangeAspect="1"/>
                   </wp:cNvGraphicFramePr>
@@ -2268,7 +2322,7 @@
                           <pic:cNvPicPr/>
                         </pic:nvPicPr>
                         <pic:blipFill>
-                          <a:blip r:embed="rId19"/>
+                          <a:blip r:embed="rId21"/>
                           <a:stretch>
                             <a:fillRect/>
                           </a:stretch>
@@ -2330,7 +2384,7 @@
                 <w:b/>
                 <w:sz w:val="17"/>
               </w:rPr>
-              <w:t>Karen viviana Gaona Vargas</w:t>
+              <w:t>Karen viviana Gaona vargas</w:t>
             </w:r>
           </w:p>
         </w:tc>
@@ -2515,7 +2569,7 @@
               <w:drawing>
                 <wp:inline xmlns:a="http://schemas.openxmlformats.org/drawingml/2006/main" xmlns:pic="http://schemas.openxmlformats.org/drawingml/2006/picture">
                   <wp:extent cx="731520" cy="292608"/>
-                  <wp:docPr id="12" name="Picture 12"/>
+                  <wp:docPr id="14" name="Picture 14"/>
                   <wp:cNvGraphicFramePr>
                     <a:graphicFrameLocks noChangeAspect="1"/>
                   </wp:cNvGraphicFramePr>
@@ -2527,7 +2581,7 @@
                           <pic:cNvPicPr/>
                         </pic:nvPicPr>
                         <pic:blipFill>
-                          <a:blip r:embed="rId20"/>
+                          <a:blip r:embed="rId22"/>
                           <a:stretch>
                             <a:fillRect/>
                           </a:stretch>
@@ -2589,7 +2643,7 @@
                 <w:b/>
                 <w:sz w:val="17"/>
               </w:rPr>
-              <w:t>JADER ANDRES CHIMUNJA JIMÉNEZ</w:t>
+              <w:t>Daniel Andres Quintero Sandoval</w:t>
             </w:r>
           </w:p>
         </w:tc>
@@ -2612,7 +2666,7 @@
               <w:rPr>
                 <w:sz w:val="17"/>
               </w:rPr>
-              <w:t>ELE120241062</w:t>
+              <w:t>1130657578</w:t>
             </w:r>
           </w:p>
         </w:tc>
@@ -2635,7 +2689,7 @@
               <w:rPr>
                 <w:sz w:val="17"/>
               </w:rPr>
-              <w:t>3183956559</w:t>
+              <w:t>3124805685</w:t>
             </w:r>
           </w:p>
         </w:tc>
@@ -2658,7 +2712,7 @@
               <w:drawing>
                 <wp:inline xmlns:a="http://schemas.openxmlformats.org/drawingml/2006/main" xmlns:pic="http://schemas.openxmlformats.org/drawingml/2006/picture">
                   <wp:extent cx="731520" cy="292608"/>
-                  <wp:docPr id="13" name="Picture 13"/>
+                  <wp:docPr id="15" name="Picture 15"/>
                   <wp:cNvGraphicFramePr>
                     <a:graphicFrameLocks noChangeAspect="1"/>
                   </wp:cNvGraphicFramePr>
@@ -2670,7 +2724,7 @@
                           <pic:cNvPicPr/>
                         </pic:nvPicPr>
                         <pic:blipFill>
-                          <a:blip r:embed="rId21"/>
+                          <a:blip r:embed="rId23"/>
                           <a:stretch>
                             <a:fillRect/>
                           </a:stretch>
@@ -2732,7 +2786,7 @@
                 <w:b/>
                 <w:sz w:val="17"/>
               </w:rPr>
-              <w:t>JHON FRANCISCO TASCO PEREZ</w:t>
+              <w:t>JADER ANDRES CHIMUNJA JIMÉNEZ</w:t>
             </w:r>
           </w:p>
         </w:tc>
@@ -2755,7 +2809,7 @@
               <w:rPr>
                 <w:sz w:val="17"/>
               </w:rPr>
-              <w:t>ELE120342048</w:t>
+              <w:t>ELE120241062</w:t>
             </w:r>
           </w:p>
         </w:tc>
@@ -2778,7 +2832,7 @@
               <w:rPr>
                 <w:sz w:val="17"/>
               </w:rPr>
-              <w:t>3246809834</w:t>
+              <w:t>3183956559</w:t>
             </w:r>
           </w:p>
         </w:tc>
@@ -2800,8 +2854,8 @@
             <w:r>
               <w:drawing>
                 <wp:inline xmlns:a="http://schemas.openxmlformats.org/drawingml/2006/main" xmlns:pic="http://schemas.openxmlformats.org/drawingml/2006/picture">
-                  <wp:extent cx="810668" cy="292608"/>
-                  <wp:docPr id="14" name="Picture 14"/>
+                  <wp:extent cx="731520" cy="292608"/>
+                  <wp:docPr id="16" name="Picture 16"/>
                   <wp:cNvGraphicFramePr>
                     <a:graphicFrameLocks noChangeAspect="1"/>
                   </wp:cNvGraphicFramePr>
@@ -2813,7 +2867,7 @@
                           <pic:cNvPicPr/>
                         </pic:nvPicPr>
                         <pic:blipFill>
-                          <a:blip r:embed="rId22"/>
+                          <a:blip r:embed="rId24"/>
                           <a:stretch>
                             <a:fillRect/>
                           </a:stretch>
@@ -2821,7 +2875,7 @@
                         <pic:spPr>
                           <a:xfrm>
                             <a:off x="0" y="0"/>
-                            <a:ext cx="810668" cy="292608"/>
+                            <a:ext cx="731520" cy="292608"/>
                           </a:xfrm>
                           <a:prstGeom prst="rect"/>
                         </pic:spPr>
@@ -2875,7 +2929,7 @@
                 <w:b/>
                 <w:sz w:val="17"/>
               </w:rPr>
-              <w:t>John jairo Sánchez garcia</w:t>
+              <w:t>JHON FRANCISCO TASCO PEREZ</w:t>
             </w:r>
           </w:p>
         </w:tc>
@@ -2898,7 +2952,7 @@
               <w:rPr>
                 <w:sz w:val="17"/>
               </w:rPr>
-              <w:t>79843323</w:t>
+              <w:t>ELE120342048</w:t>
             </w:r>
           </w:p>
         </w:tc>
@@ -2921,7 +2975,7 @@
               <w:rPr>
                 <w:sz w:val="17"/>
               </w:rPr>
-              <w:t>3108505201</w:t>
+              <w:t>3246809834</w:t>
             </w:r>
           </w:p>
         </w:tc>
@@ -2943,8 +2997,8 @@
             <w:r>
               <w:drawing>
                 <wp:inline xmlns:a="http://schemas.openxmlformats.org/drawingml/2006/main" xmlns:pic="http://schemas.openxmlformats.org/drawingml/2006/picture">
-                  <wp:extent cx="1370333" cy="292608"/>
-                  <wp:docPr id="15" name="Picture 15"/>
+                  <wp:extent cx="810668" cy="292608"/>
+                  <wp:docPr id="17" name="Picture 17"/>
                   <wp:cNvGraphicFramePr>
                     <a:graphicFrameLocks noChangeAspect="1"/>
                   </wp:cNvGraphicFramePr>
@@ -2956,7 +3010,7 @@
                           <pic:cNvPicPr/>
                         </pic:nvPicPr>
                         <pic:blipFill>
-                          <a:blip r:embed="rId23"/>
+                          <a:blip r:embed="rId25"/>
                           <a:stretch>
                             <a:fillRect/>
                           </a:stretch>
@@ -2964,7 +3018,7 @@
                         <pic:spPr>
                           <a:xfrm>
                             <a:off x="0" y="0"/>
-                            <a:ext cx="1370333" cy="292608"/>
+                            <a:ext cx="810668" cy="292608"/>
                           </a:xfrm>
                           <a:prstGeom prst="rect"/>
                         </pic:spPr>
@@ -3018,7 +3072,7 @@
                 <w:b/>
                 <w:sz w:val="17"/>
               </w:rPr>
-              <w:t>Andres Romero Peñaloza</w:t>
+              <w:t>John jairo Sánchez garcia</w:t>
             </w:r>
           </w:p>
         </w:tc>
@@ -3041,7 +3095,7 @@
               <w:rPr>
                 <w:sz w:val="17"/>
               </w:rPr>
-              <w:t>ELE120241066</w:t>
+              <w:t>79843323</w:t>
             </w:r>
           </w:p>
         </w:tc>
@@ -3064,7 +3118,7 @@
               <w:rPr>
                 <w:sz w:val="17"/>
               </w:rPr>
-              <w:t>3203612819</w:t>
+              <w:t>3108505201</w:t>
             </w:r>
           </w:p>
         </w:tc>
@@ -3086,8 +3140,8 @@
             <w:r>
               <w:drawing>
                 <wp:inline xmlns:a="http://schemas.openxmlformats.org/drawingml/2006/main" xmlns:pic="http://schemas.openxmlformats.org/drawingml/2006/picture">
-                  <wp:extent cx="809682" cy="292608"/>
-                  <wp:docPr id="16" name="Picture 16"/>
+                  <wp:extent cx="1370333" cy="292608"/>
+                  <wp:docPr id="18" name="Picture 18"/>
                   <wp:cNvGraphicFramePr>
                     <a:graphicFrameLocks noChangeAspect="1"/>
                   </wp:cNvGraphicFramePr>
@@ -3099,7 +3153,7 @@
                           <pic:cNvPicPr/>
                         </pic:nvPicPr>
                         <pic:blipFill>
-                          <a:blip r:embed="rId24"/>
+                          <a:blip r:embed="rId26"/>
                           <a:stretch>
                             <a:fillRect/>
                           </a:stretch>
@@ -3107,7 +3161,7 @@
                         <pic:spPr>
                           <a:xfrm>
                             <a:off x="0" y="0"/>
-                            <a:ext cx="809682" cy="292608"/>
+                            <a:ext cx="1370333" cy="292608"/>
                           </a:xfrm>
                           <a:prstGeom prst="rect"/>
                         </pic:spPr>
@@ -3161,7 +3215,7 @@
                 <w:b/>
                 <w:sz w:val="17"/>
               </w:rPr>
-              <w:t>Cristian David Adamez Ceballes</w:t>
+              <w:t>Andres Romero Peñaloza</w:t>
             </w:r>
           </w:p>
         </w:tc>
@@ -3184,7 +3238,7 @@
               <w:rPr>
                 <w:sz w:val="17"/>
               </w:rPr>
-              <w:t>1007163619</w:t>
+              <w:t>ELE120241066</w:t>
             </w:r>
           </w:p>
         </w:tc>
@@ -3207,7 +3261,7 @@
               <w:rPr>
                 <w:sz w:val="17"/>
               </w:rPr>
-              <w:t>3116307784</w:t>
+              <w:t>3203612819</w:t>
             </w:r>
           </w:p>
         </w:tc>
@@ -3229,8 +3283,8 @@
             <w:r>
               <w:drawing>
                 <wp:inline xmlns:a="http://schemas.openxmlformats.org/drawingml/2006/main" xmlns:pic="http://schemas.openxmlformats.org/drawingml/2006/picture">
-                  <wp:extent cx="731520" cy="292608"/>
-                  <wp:docPr id="17" name="Picture 17"/>
+                  <wp:extent cx="809682" cy="292608"/>
+                  <wp:docPr id="19" name="Picture 19"/>
                   <wp:cNvGraphicFramePr>
                     <a:graphicFrameLocks noChangeAspect="1"/>
                   </wp:cNvGraphicFramePr>
@@ -3242,7 +3296,7 @@
                           <pic:cNvPicPr/>
                         </pic:nvPicPr>
                         <pic:blipFill>
-                          <a:blip r:embed="rId25"/>
+                          <a:blip r:embed="rId27"/>
                           <a:stretch>
                             <a:fillRect/>
                           </a:stretch>
@@ -3250,7 +3304,7 @@
                         <pic:spPr>
                           <a:xfrm>
                             <a:off x="0" y="0"/>
-                            <a:ext cx="731520" cy="292608"/>
+                            <a:ext cx="809682" cy="292608"/>
                           </a:xfrm>
                           <a:prstGeom prst="rect"/>
                         </pic:spPr>
@@ -3304,7 +3358,7 @@
                 <w:b/>
                 <w:sz w:val="17"/>
               </w:rPr>
-              <w:t>Yessica Andrea Triana Jaime</w:t>
+              <w:t>Cristian David Adamez Ceballes</w:t>
             </w:r>
           </w:p>
         </w:tc>
@@ -3327,7 +3381,7 @@
               <w:rPr>
                 <w:sz w:val="17"/>
               </w:rPr>
-              <w:t>1083903194</w:t>
+              <w:t>1007163619</w:t>
             </w:r>
           </w:p>
         </w:tc>
@@ -3350,7 +3404,7 @@
               <w:rPr>
                 <w:sz w:val="17"/>
               </w:rPr>
-              <w:t>3138468363</w:t>
+              <w:t>3116307784</w:t>
             </w:r>
           </w:p>
         </w:tc>
@@ -3373,7 +3427,7 @@
               <w:drawing>
                 <wp:inline xmlns:a="http://schemas.openxmlformats.org/drawingml/2006/main" xmlns:pic="http://schemas.openxmlformats.org/drawingml/2006/picture">
                   <wp:extent cx="731520" cy="292608"/>
-                  <wp:docPr id="18" name="Picture 18"/>
+                  <wp:docPr id="20" name="Picture 20"/>
                   <wp:cNvGraphicFramePr>
                     <a:graphicFrameLocks noChangeAspect="1"/>
                   </wp:cNvGraphicFramePr>
@@ -3385,7 +3439,7 @@
                           <pic:cNvPicPr/>
                         </pic:nvPicPr>
                         <pic:blipFill>
-                          <a:blip r:embed="rId26"/>
+                          <a:blip r:embed="rId28"/>
                           <a:stretch>
                             <a:fillRect/>
                           </a:stretch>
@@ -3447,7 +3501,7 @@
                 <w:b/>
                 <w:sz w:val="17"/>
               </w:rPr>
-              <w:t>Yonier Castillo Mamian</w:t>
+              <w:t>Yessica Andrea Triana Jaime</w:t>
             </w:r>
           </w:p>
         </w:tc>
@@ -3470,7 +3524,7 @@
               <w:rPr>
                 <w:sz w:val="17"/>
               </w:rPr>
-              <w:t>1007393163</w:t>
+              <w:t>1083903194</w:t>
             </w:r>
           </w:p>
         </w:tc>
@@ -3493,7 +3547,7 @@
               <w:rPr>
                 <w:sz w:val="17"/>
               </w:rPr>
-              <w:t>3146332975</w:t>
+              <w:t>3138468363</w:t>
             </w:r>
           </w:p>
         </w:tc>
@@ -3516,7 +3570,7 @@
               <w:drawing>
                 <wp:inline xmlns:a="http://schemas.openxmlformats.org/drawingml/2006/main" xmlns:pic="http://schemas.openxmlformats.org/drawingml/2006/picture">
                   <wp:extent cx="731520" cy="292608"/>
-                  <wp:docPr id="19" name="Picture 19"/>
+                  <wp:docPr id="21" name="Picture 21"/>
                   <wp:cNvGraphicFramePr>
                     <a:graphicFrameLocks noChangeAspect="1"/>
                   </wp:cNvGraphicFramePr>
@@ -3528,7 +3582,7 @@
                           <pic:cNvPicPr/>
                         </pic:nvPicPr>
                         <pic:blipFill>
-                          <a:blip r:embed="rId27"/>
+                          <a:blip r:embed="rId29"/>
                           <a:stretch>
                             <a:fillRect/>
                           </a:stretch>
@@ -3590,7 +3644,7 @@
                 <w:b/>
                 <w:sz w:val="17"/>
               </w:rPr>
-              <w:t>Yamid René Potosí</w:t>
+              <w:t>Yonier Castillo Mamian</w:t>
             </w:r>
           </w:p>
         </w:tc>
@@ -3613,7 +3667,7 @@
               <w:rPr>
                 <w:sz w:val="17"/>
               </w:rPr>
-              <w:t>1063808522</w:t>
+              <w:t>1007393163</w:t>
             </w:r>
           </w:p>
         </w:tc>
@@ -3636,7 +3690,7 @@
               <w:rPr>
                 <w:sz w:val="17"/>
               </w:rPr>
-              <w:t>3042230424</w:t>
+              <w:t>3146332975</w:t>
             </w:r>
           </w:p>
         </w:tc>
@@ -3659,7 +3713,7 @@
               <w:drawing>
                 <wp:inline xmlns:a="http://schemas.openxmlformats.org/drawingml/2006/main" xmlns:pic="http://schemas.openxmlformats.org/drawingml/2006/picture">
                   <wp:extent cx="731520" cy="292608"/>
-                  <wp:docPr id="20" name="Picture 20"/>
+                  <wp:docPr id="22" name="Picture 22"/>
                   <wp:cNvGraphicFramePr>
                     <a:graphicFrameLocks noChangeAspect="1"/>
                   </wp:cNvGraphicFramePr>
@@ -3671,7 +3725,293 @@
                           <pic:cNvPicPr/>
                         </pic:nvPicPr>
                         <pic:blipFill>
-                          <a:blip r:embed="rId28"/>
+                          <a:blip r:embed="rId30"/>
+                          <a:stretch>
+                            <a:fillRect/>
+                          </a:stretch>
+                        </pic:blipFill>
+                        <pic:spPr>
+                          <a:xfrm>
+                            <a:off x="0" y="0"/>
+                            <a:ext cx="731520" cy="292608"/>
+                          </a:xfrm>
+                          <a:prstGeom prst="rect"/>
+                        </pic:spPr>
+                      </pic:pic>
+                    </a:graphicData>
+                  </a:graphic>
+                </wp:inline>
+              </w:drawing>
+            </w:r>
+          </w:p>
+        </w:tc>
+      </w:tr>
+      <w:tr>
+        <w:tc>
+          <w:tcPr>
+            <w:tcW w:type="dxa" w:w="576"/>
+            <w:tcMar>
+              <w:top w:w="100" w:type="dxa"/>
+              <w:bottom w:w="100" w:type="dxa"/>
+              <w:left w:w="80" w:type="dxa"/>
+              <w:right w:w="80" w:type="dxa"/>
+            </w:tcMar>
+            <w:shd w:fill="F9FAF8"/>
+          </w:tcPr>
+          <w:p>
+            <w:pPr>
+              <w:jc w:val="center"/>
+            </w:pPr>
+            <w:r>
+              <w:rPr>
+                <w:sz w:val="17"/>
+              </w:rPr>
+              <w:t>26</w:t>
+            </w:r>
+          </w:p>
+        </w:tc>
+        <w:tc>
+          <w:tcPr>
+            <w:tcW w:type="dxa" w:w="3312"/>
+            <w:tcMar>
+              <w:top w:w="100" w:type="dxa"/>
+              <w:bottom w:w="100" w:type="dxa"/>
+              <w:left w:w="80" w:type="dxa"/>
+              <w:right w:w="80" w:type="dxa"/>
+            </w:tcMar>
+            <w:shd w:fill="F9FAF8"/>
+          </w:tcPr>
+          <w:p>
+            <w:r>
+              <w:rPr>
+                <w:b/>
+                <w:sz w:val="17"/>
+              </w:rPr>
+              <w:t>Yamid René Potosí</w:t>
+            </w:r>
+          </w:p>
+        </w:tc>
+        <w:tc>
+          <w:tcPr>
+            <w:tcW w:type="dxa" w:w="1728"/>
+            <w:tcMar>
+              <w:top w:w="100" w:type="dxa"/>
+              <w:bottom w:w="100" w:type="dxa"/>
+              <w:left w:w="80" w:type="dxa"/>
+              <w:right w:w="80" w:type="dxa"/>
+            </w:tcMar>
+            <w:shd w:fill="F9FAF8"/>
+          </w:tcPr>
+          <w:p>
+            <w:pPr>
+              <w:jc w:val="center"/>
+            </w:pPr>
+            <w:r>
+              <w:rPr>
+                <w:sz w:val="17"/>
+              </w:rPr>
+              <w:t>1063808522</w:t>
+            </w:r>
+          </w:p>
+        </w:tc>
+        <w:tc>
+          <w:tcPr>
+            <w:tcW w:type="dxa" w:w="1584"/>
+            <w:tcMar>
+              <w:top w:w="100" w:type="dxa"/>
+              <w:bottom w:w="100" w:type="dxa"/>
+              <w:left w:w="80" w:type="dxa"/>
+              <w:right w:w="80" w:type="dxa"/>
+            </w:tcMar>
+            <w:shd w:fill="F9FAF8"/>
+          </w:tcPr>
+          <w:p>
+            <w:pPr>
+              <w:jc w:val="center"/>
+            </w:pPr>
+            <w:r>
+              <w:rPr>
+                <w:sz w:val="17"/>
+              </w:rPr>
+              <w:t>3042230424</w:t>
+            </w:r>
+          </w:p>
+        </w:tc>
+        <w:tc>
+          <w:tcPr>
+            <w:tcW w:type="dxa" w:w="2592"/>
+            <w:tcMar>
+              <w:top w:w="100" w:type="dxa"/>
+              <w:bottom w:w="100" w:type="dxa"/>
+              <w:left w:w="80" w:type="dxa"/>
+              <w:right w:w="80" w:type="dxa"/>
+            </w:tcMar>
+            <w:shd w:fill="F9FAF8"/>
+          </w:tcPr>
+          <w:p>
+            <w:pPr>
+              <w:jc w:val="center"/>
+            </w:pPr>
+            <w:r>
+              <w:drawing>
+                <wp:inline xmlns:a="http://schemas.openxmlformats.org/drawingml/2006/main" xmlns:pic="http://schemas.openxmlformats.org/drawingml/2006/picture">
+                  <wp:extent cx="731520" cy="292608"/>
+                  <wp:docPr id="23" name="Picture 23"/>
+                  <wp:cNvGraphicFramePr>
+                    <a:graphicFrameLocks noChangeAspect="1"/>
+                  </wp:cNvGraphicFramePr>
+                  <a:graphic>
+                    <a:graphicData uri="http://schemas.openxmlformats.org/drawingml/2006/picture">
+                      <pic:pic>
+                        <pic:nvPicPr>
+                          <pic:cNvPr id="0" name="image.png"/>
+                          <pic:cNvPicPr/>
+                        </pic:nvPicPr>
+                        <pic:blipFill>
+                          <a:blip r:embed="rId31"/>
+                          <a:stretch>
+                            <a:fillRect/>
+                          </a:stretch>
+                        </pic:blipFill>
+                        <pic:spPr>
+                          <a:xfrm>
+                            <a:off x="0" y="0"/>
+                            <a:ext cx="731520" cy="292608"/>
+                          </a:xfrm>
+                          <a:prstGeom prst="rect"/>
+                        </pic:spPr>
+                      </pic:pic>
+                    </a:graphicData>
+                  </a:graphic>
+                </wp:inline>
+              </w:drawing>
+            </w:r>
+          </w:p>
+        </w:tc>
+      </w:tr>
+      <w:tr>
+        <w:tc>
+          <w:tcPr>
+            <w:tcW w:type="dxa" w:w="576"/>
+            <w:tcMar>
+              <w:top w:w="100" w:type="dxa"/>
+              <w:bottom w:w="100" w:type="dxa"/>
+              <w:left w:w="80" w:type="dxa"/>
+              <w:right w:w="80" w:type="dxa"/>
+            </w:tcMar>
+            <w:shd w:fill="FFFFFF"/>
+          </w:tcPr>
+          <w:p>
+            <w:pPr>
+              <w:jc w:val="center"/>
+            </w:pPr>
+            <w:r>
+              <w:rPr>
+                <w:sz w:val="17"/>
+              </w:rPr>
+              <w:t>27</w:t>
+            </w:r>
+          </w:p>
+        </w:tc>
+        <w:tc>
+          <w:tcPr>
+            <w:tcW w:type="dxa" w:w="3312"/>
+            <w:tcMar>
+              <w:top w:w="100" w:type="dxa"/>
+              <w:bottom w:w="100" w:type="dxa"/>
+              <w:left w:w="80" w:type="dxa"/>
+              <w:right w:w="80" w:type="dxa"/>
+            </w:tcMar>
+            <w:shd w:fill="FFFFFF"/>
+          </w:tcPr>
+          <w:p>
+            <w:r>
+              <w:rPr>
+                <w:b/>
+                <w:sz w:val="17"/>
+              </w:rPr>
+              <w:t>Alvaro Fernando Caviedes Rojas</w:t>
+            </w:r>
+          </w:p>
+        </w:tc>
+        <w:tc>
+          <w:tcPr>
+            <w:tcW w:type="dxa" w:w="1728"/>
+            <w:tcMar>
+              <w:top w:w="100" w:type="dxa"/>
+              <w:bottom w:w="100" w:type="dxa"/>
+              <w:left w:w="80" w:type="dxa"/>
+              <w:right w:w="80" w:type="dxa"/>
+            </w:tcMar>
+            <w:shd w:fill="FFFFFF"/>
+          </w:tcPr>
+          <w:p>
+            <w:pPr>
+              <w:jc w:val="center"/>
+            </w:pPr>
+            <w:r>
+              <w:rPr>
+                <w:sz w:val="17"/>
+              </w:rPr>
+              <w:t>7698849</w:t>
+            </w:r>
+          </w:p>
+        </w:tc>
+        <w:tc>
+          <w:tcPr>
+            <w:tcW w:type="dxa" w:w="1584"/>
+            <w:tcMar>
+              <w:top w:w="100" w:type="dxa"/>
+              <w:bottom w:w="100" w:type="dxa"/>
+              <w:left w:w="80" w:type="dxa"/>
+              <w:right w:w="80" w:type="dxa"/>
+            </w:tcMar>
+            <w:shd w:fill="FFFFFF"/>
+          </w:tcPr>
+          <w:p>
+            <w:pPr>
+              <w:jc w:val="center"/>
+            </w:pPr>
+            <w:r>
+              <w:rPr>
+                <w:sz w:val="17"/>
+              </w:rPr>
+              <w:t>3163793979</w:t>
+            </w:r>
+          </w:p>
+        </w:tc>
+        <w:tc>
+          <w:tcPr>
+            <w:tcW w:type="dxa" w:w="2592"/>
+            <w:tcMar>
+              <w:top w:w="100" w:type="dxa"/>
+              <w:bottom w:w="100" w:type="dxa"/>
+              <w:left w:w="80" w:type="dxa"/>
+              <w:right w:w="80" w:type="dxa"/>
+            </w:tcMar>
+            <w:shd w:fill="FFFFFF"/>
+          </w:tcPr>
+          <w:p>
+            <w:pPr>
+              <w:jc w:val="center"/>
+            </w:pPr>
+            <w:r>
+              <w:drawing>
+                <wp:inline xmlns:a="http://schemas.openxmlformats.org/drawingml/2006/main" xmlns:pic="http://schemas.openxmlformats.org/drawingml/2006/picture">
+                  <wp:extent cx="731520" cy="292608"/>
+                  <wp:docPr id="24" name="Picture 24"/>
+                  <wp:cNvGraphicFramePr>
+                    <a:graphicFrameLocks noChangeAspect="1"/>
+                  </wp:cNvGraphicFramePr>
+                  <a:graphic>
+                    <a:graphicData uri="http://schemas.openxmlformats.org/drawingml/2006/picture">
+                      <pic:pic>
+                        <pic:nvPicPr>
+                          <pic:cNvPr id="0" name="image.png"/>
+                          <pic:cNvPicPr/>
+                        </pic:nvPicPr>
+                        <pic:blipFill>
+                          <a:blip r:embed="rId32"/>
                           <a:stretch>
                             <a:fillRect/>
                           </a:stretch>

--- a/cartas_solicitud/Carta_Solicitud_ELE0300220_SIMULACION_TP.docx
+++ b/cartas_solicitud/Carta_Solicitud_ELE0300220_SIMULACION_TP.docx
@@ -4044,9 +4044,70 @@
         <w:t>Atentamente,</w:t>
         <w:br/>
         <w:br/>
-        <w:t>ESTUDIANTES SOLICITANTES DE INGENIERÍA ELÉCTRICA</w:t>
+      </w:r>
+      <w:r>
+        <w:drawing>
+          <wp:inline xmlns:a="http://schemas.openxmlformats.org/drawingml/2006/main" xmlns:pic="http://schemas.openxmlformats.org/drawingml/2006/picture">
+            <wp:extent cx="1214524" cy="438912"/>
+            <wp:docPr id="25" name="Picture 25"/>
+            <wp:cNvGraphicFramePr>
+              <a:graphicFrameLocks noChangeAspect="1"/>
+            </wp:cNvGraphicFramePr>
+            <a:graphic>
+              <a:graphicData uri="http://schemas.openxmlformats.org/drawingml/2006/picture">
+                <pic:pic>
+                  <pic:nvPicPr>
+                    <pic:cNvPr id="0" name="image.png"/>
+                    <pic:cNvPicPr/>
+                  </pic:nvPicPr>
+                  <pic:blipFill>
+                    <a:blip r:embed="rId9"/>
+                    <a:stretch>
+                      <a:fillRect/>
+                    </a:stretch>
+                  </pic:blipFill>
+                  <pic:spPr>
+                    <a:xfrm>
+                      <a:off x="0" y="0"/>
+                      <a:ext cx="1214524" cy="438912"/>
+                    </a:xfrm>
+                    <a:prstGeom prst="rect"/>
+                  </pic:spPr>
+                </pic:pic>
+              </a:graphicData>
+            </a:graphic>
+          </wp:inline>
+        </w:drawing>
+      </w:r>
+      <w:r>
+        <w:br/>
+      </w:r>
+      <w:r>
+        <w:rPr>
+          <w:b/>
+          <w:color w:val="043D1A"/>
+          <w:sz w:val="20"/>
+        </w:rPr>
+        <w:t>CARMELO SANJUANES</w:t>
+        <w:br/>
+      </w:r>
+      <w:r>
+        <w:rPr>
+          <w:color w:val="323232"/>
+          <w:sz w:val="18"/>
+        </w:rPr>
+        <w:t>Representante Estudiantil - Ingeniería Eléctrica</w:t>
         <w:br/>
         <w:t>Fundación Escuela Tecnológica de Neiva "Jesús Oviedo Pérez" - FET</w:t>
+        <w:br/>
+      </w:r>
+      <w:r>
+        <w:rPr>
+          <w:i/>
+          <w:color w:val="065F46"/>
+          <w:sz w:val="17"/>
+        </w:rPr>
+        <w:t>(Carta Oficialmente Respaldada con 24 firmas estudiantiles)</w:t>
       </w:r>
     </w:p>
     <w:sectPr>

--- a/cartas_solicitud/Carta_Solicitud_ELE0300220_SIMULACION_TP.docx
+++ b/cartas_solicitud/Carta_Solicitud_ELE0300220_SIMULACION_TP.docx
@@ -11,7 +11,7 @@
           <w:color w:val="646464"/>
           <w:sz w:val="20"/>
         </w:rPr>
-        <w:t>Neiva, Huila, 25 de octubre de 2026</w:t>
+        <w:t>Neiva, Huila, 26 de octubre de 2026</w:t>
         <w:br/>
       </w:r>
     </w:p>
